--- a/public/template-laporan-etle.docx
+++ b/public/template-laporan-etle.docx
@@ -55,51 +55,6 @@
       </w:tblGrid>
       <w:tr>
         <w:trPr>
-          <w:trHeight w:val="113"/>
-          <w:jc w:val="center"/>
-        </w:trPr>
-        <w:tc>
-          <w:tcPr>
-            <w:tcW w:w="11047" w:type="dxa"/>
-            <w:gridSpan w:val="2"/>
-            <w:shd w:val="clear" w:color="auto" w:fill="F1F3F4"/>
-            <w:tcMar>
-              <w:top w:w="0" w:type="dxa"/>
-              <w:left w:w="0" w:type="dxa"/>
-              <w:bottom w:w="0" w:type="dxa"/>
-              <w:right w:w="0" w:type="dxa"/>
-            </w:tcMar>
-            <w:vAlign w:val="center"/>
-          </w:tcPr>
-          <w:p>
-            <w:pPr>
-              <w:pStyle w:val="Heading2"/>
-              <w:widowControl w:val="0"/>
-              <w:spacing w:before="0" w:after="0" w:line="240" w:lineRule="auto"/>
-              <w:jc w:val="center"/>
-              <w:rPr>
-                <w:b/>
-                <w:bCs/>
-                <w:sz w:val="22"/>
-                <w:szCs w:val="22"/>
-              </w:rPr>
-            </w:pPr>
-            <w:bookmarkStart w:id="2" w:name="_23hkgerteteo" w:colFirst="0" w:colLast="0"/>
-            <w:bookmarkEnd w:id="2"/>
-            <w:r>
-              <w:rPr>
-                <w:b/>
-                <w:bCs/>
-                <w:sz w:val="22"/>
-                <w:szCs w:val="22"/>
-              </w:rPr>
-              <w:t>NETWORK INTEGRATIONS and CONNECTIONS</w:t>
-            </w:r>
-          </w:p>
-        </w:tc>
-      </w:tr>
-      <w:tr>
-        <w:trPr>
           <w:trHeight w:val="3024"/>
           <w:jc w:val="center"/>
         </w:trPr>
@@ -122,8 +77,10 @@
               <w:ind w:left="-109"/>
               <w:jc w:val="center"/>
             </w:pPr>
-            <w:r>
-              <w:t>{%img_internet_backbone_data_center_polda_bali}</w:t>
+            <w:bookmarkStart w:id="2" w:name="_23hkgerteteo" w:colFirst="0" w:colLast="0"/>
+            <w:bookmarkEnd w:id="2"/>
+            <w:r>
+              <w:t>{%img_nusa_dua_1}</w:t>
             </w:r>
           </w:p>
         </w:tc>
@@ -146,14 +103,14 @@
               <w:jc w:val="center"/>
             </w:pPr>
             <w:r>
-              <w:t>{%img_integration_network_atcs_denpasar}</w:t>
+              <w:t>{%img_nusa_dua_2}</w:t>
             </w:r>
           </w:p>
         </w:tc>
       </w:tr>
       <w:tr>
         <w:trPr>
-          <w:trHeight w:val="496"/>
+          <w:trHeight w:val="303"/>
           <w:jc w:val="center"/>
         </w:trPr>
         <w:tc>
@@ -180,13 +137,13 @@
                 <w:noProof/>
               </w:rPr>
               <w:drawing>
-                <wp:anchor distT="0" distB="0" distL="114300" distR="114300" simplePos="0" relativeHeight="251672576" behindDoc="0" locked="0" layoutInCell="1" allowOverlap="1" wp14:anchorId="7F5C5B49" wp14:editId="139A4AC2">
+                <wp:anchor distT="0" distB="0" distL="114300" distR="114300" simplePos="0" relativeHeight="251672576" behindDoc="0" locked="0" layoutInCell="1" allowOverlap="1" wp14:anchorId="7F5C5B49" wp14:editId="1F27F00B">
                   <wp:simplePos x="0" y="0"/>
                   <wp:positionH relativeFrom="column">
-                    <wp:posOffset>-5715</wp:posOffset>
+                    <wp:posOffset>-635</wp:posOffset>
                   </wp:positionH>
                   <wp:positionV relativeFrom="paragraph">
-                    <wp:posOffset>234315</wp:posOffset>
+                    <wp:posOffset>239395</wp:posOffset>
                   </wp:positionV>
                   <wp:extent cx="6879590" cy="3218815"/>
                   <wp:effectExtent l="0" t="0" r="0" b="635"/>
@@ -243,14 +200,7 @@
                 <w:sz w:val="20"/>
                 <w:szCs w:val="20"/>
               </w:rPr>
-              <w:t xml:space="preserve">High Speedpublic Data Center Access 1000 Mbps </w:t>
-            </w:r>
-            <w:r>
-              <w:rPr>
-                <w:sz w:val="20"/>
-                <w:szCs w:val="20"/>
-              </w:rPr>
-              <w:t>Internet backbone Data Center Polda Bali</w:t>
+              <w:t>01 NUSA-DUA 1</w:t>
             </w:r>
           </w:p>
         </w:tc>
@@ -267,41 +217,66 @@
           </w:tcPr>
           <w:p>
             <w:pPr>
+              <w:pStyle w:val="ListParagraph"/>
               <w:keepLines/>
               <w:widowControl w:val="0"/>
               <w:spacing w:line="240" w:lineRule="auto"/>
-              <w:jc w:val="center"/>
-              <w:rPr>
-                <w:b/>
-                <w:bCs/>
-                <w:sz w:val="20"/>
-                <w:szCs w:val="20"/>
-              </w:rPr>
-            </w:pPr>
-            <w:r>
-              <w:rPr>
-                <w:b/>
-                <w:bCs/>
-                <w:sz w:val="20"/>
-                <w:szCs w:val="20"/>
-              </w:rPr>
-              <w:t>Private Network Data Access (35 Mbps 7 node)</w:t>
-            </w:r>
-          </w:p>
-          <w:p>
-            <w:pPr>
-              <w:pStyle w:val="ListParagraph"/>
-              <w:keepLines/>
-              <w:widowControl w:val="0"/>
-              <w:numPr>
-                <w:ilvl w:val="0"/>
-                <w:numId w:val="3"/>
-              </w:numPr>
-              <w:spacing w:line="240" w:lineRule="auto"/>
-              <w:jc w:val="center"/>
-            </w:pPr>
-            <w:r>
-              <w:t>Integration network ATCS Denpasar</w:t>
+              <w:ind w:left="0"/>
+              <w:jc w:val="center"/>
+            </w:pPr>
+            <w:r>
+              <w:rPr>
+                <w:b/>
+                <w:bCs/>
+                <w:sz w:val="20"/>
+                <w:szCs w:val="20"/>
+              </w:rPr>
+              <w:t>0</w:t>
+            </w:r>
+            <w:r>
+              <w:rPr>
+                <w:b/>
+                <w:bCs/>
+                <w:sz w:val="20"/>
+                <w:szCs w:val="20"/>
+              </w:rPr>
+              <w:t xml:space="preserve">2 </w:t>
+            </w:r>
+            <w:r>
+              <w:rPr>
+                <w:b/>
+                <w:bCs/>
+                <w:sz w:val="20"/>
+                <w:szCs w:val="20"/>
+              </w:rPr>
+              <w:t>NUSA</w:t>
+            </w:r>
+            <w:r>
+              <w:rPr>
+                <w:b/>
+                <w:bCs/>
+                <w:sz w:val="20"/>
+                <w:szCs w:val="20"/>
+              </w:rPr>
+              <w:t>-</w:t>
+            </w:r>
+            <w:r>
+              <w:rPr>
+                <w:b/>
+                <w:bCs/>
+                <w:sz w:val="20"/>
+                <w:szCs w:val="20"/>
+              </w:rPr>
+              <w:t xml:space="preserve">DUA </w:t>
+            </w:r>
+            <w:r>
+              <w:rPr>
+                <w:b/>
+                <w:bCs/>
+                <w:sz w:val="20"/>
+                <w:szCs w:val="20"/>
+              </w:rPr>
+              <w:t>2</w:t>
             </w:r>
           </w:p>
         </w:tc>
@@ -337,7 +312,7 @@
               </w:rPr>
             </w:pPr>
             <w:r>
-              <w:t>{%img_integration_network_atcs_gianyar}</w:t>
+              <w:t>{%img_sarangan}</w:t>
             </w:r>
           </w:p>
         </w:tc>
@@ -364,7 +339,7 @@
               </w:rPr>
             </w:pPr>
             <w:r>
-              <w:t>{%img_integration_network_atcs_tabanan}</w:t>
+              <w:t>{%img_cp_krisna}</w:t>
             </w:r>
           </w:p>
         </w:tc>
@@ -387,51 +362,34 @@
           </w:tcPr>
           <w:p>
             <w:pPr>
+              <w:pStyle w:val="ListParagraph"/>
               <w:keepLines/>
               <w:widowControl w:val="0"/>
               <w:spacing w:line="240" w:lineRule="auto"/>
-              <w:ind w:right="-95"/>
-              <w:jc w:val="center"/>
-              <w:rPr>
-                <w:b/>
-                <w:bCs/>
-                <w:sz w:val="20"/>
-                <w:szCs w:val="20"/>
-              </w:rPr>
-            </w:pPr>
-            <w:r>
-              <w:rPr>
-                <w:b/>
-                <w:bCs/>
-                <w:sz w:val="20"/>
-                <w:szCs w:val="20"/>
-              </w:rPr>
-              <w:t>Private Network Data Access (35 Mbps 7 node)</w:t>
-            </w:r>
-          </w:p>
-          <w:p>
-            <w:pPr>
-              <w:pStyle w:val="ListParagraph"/>
-              <w:keepLines/>
-              <w:widowControl w:val="0"/>
-              <w:numPr>
-                <w:ilvl w:val="0"/>
-                <w:numId w:val="3"/>
-              </w:numPr>
-              <w:spacing w:line="240" w:lineRule="auto"/>
-              <w:ind w:right="-95"/>
-              <w:jc w:val="center"/>
-              <w:rPr>
-                <w:sz w:val="20"/>
-                <w:szCs w:val="20"/>
-              </w:rPr>
-            </w:pPr>
-            <w:r>
-              <w:rPr>
-                <w:sz w:val="20"/>
-                <w:szCs w:val="20"/>
-              </w:rPr>
-              <w:t>Integration network ATCS Gianyar</w:t>
+              <w:ind w:left="-108" w:right="-95"/>
+              <w:jc w:val="center"/>
+              <w:rPr>
+                <w:sz w:val="20"/>
+                <w:szCs w:val="20"/>
+              </w:rPr>
+            </w:pPr>
+            <w:r>
+              <w:rPr>
+                <w:b/>
+                <w:bCs/>
+                <w:sz w:val="20"/>
+                <w:szCs w:val="20"/>
+              </w:rPr>
+              <w:t>0</w:t>
+            </w:r>
+            <w:r>
+              <w:rPr>
+                <w:b/>
+                <w:bCs/>
+                <w:sz w:val="20"/>
+                <w:szCs w:val="20"/>
+              </w:rPr>
+              <w:t>3 SERANGAN</w:t>
             </w:r>
           </w:p>
         </w:tc>
@@ -448,49 +406,27 @@
           </w:tcPr>
           <w:p>
             <w:pPr>
+              <w:pStyle w:val="ListParagraph"/>
               <w:keepLines/>
               <w:widowControl w:val="0"/>
               <w:spacing w:line="240" w:lineRule="auto"/>
-              <w:jc w:val="center"/>
-              <w:rPr>
-                <w:b/>
-                <w:bCs/>
-                <w:sz w:val="20"/>
-                <w:szCs w:val="20"/>
-              </w:rPr>
-            </w:pPr>
-            <w:r>
-              <w:rPr>
-                <w:b/>
-                <w:bCs/>
-                <w:sz w:val="20"/>
-                <w:szCs w:val="20"/>
-              </w:rPr>
-              <w:t>Private Network Data Access (35 Mbps 7 node)</w:t>
-            </w:r>
-          </w:p>
-          <w:p>
-            <w:pPr>
-              <w:pStyle w:val="ListParagraph"/>
-              <w:keepLines/>
-              <w:widowControl w:val="0"/>
-              <w:numPr>
-                <w:ilvl w:val="0"/>
-                <w:numId w:val="3"/>
-              </w:numPr>
-              <w:spacing w:line="240" w:lineRule="auto"/>
-              <w:jc w:val="center"/>
-              <w:rPr>
-                <w:sz w:val="20"/>
-                <w:szCs w:val="20"/>
-              </w:rPr>
-            </w:pPr>
-            <w:r>
-              <w:rPr>
-                <w:sz w:val="20"/>
-                <w:szCs w:val="20"/>
-              </w:rPr>
-              <w:t>Integration network ATCS Tabanan</w:t>
+              <w:ind w:left="-90"/>
+              <w:jc w:val="center"/>
+              <w:rPr>
+                <w:b/>
+                <w:bCs/>
+                <w:sz w:val="20"/>
+                <w:szCs w:val="20"/>
+              </w:rPr>
+            </w:pPr>
+            <w:r>
+              <w:rPr>
+                <w:b/>
+                <w:bCs/>
+                <w:sz w:val="20"/>
+                <w:szCs w:val="20"/>
+              </w:rPr>
+              <w:t>04 CP-KRISNA</w:t>
             </w:r>
           </w:p>
         </w:tc>
@@ -525,7 +461,7 @@
               </w:rPr>
             </w:pPr>
             <w:r>
-              <w:t>{%img_integration_network_pelabuhan_padangbay}</w:t>
+              <w:t>{%img_cp_pintu_masuk_bandara}</w:t>
             </w:r>
           </w:p>
         </w:tc>
@@ -554,7 +490,7 @@
               </w:rPr>
             </w:pPr>
             <w:r>
-              <w:t>{%img_integration_network_pelabuhan_sanur}</w:t>
+              <w:t>{%img_cp_pintu_keluar_bandara}</w:t>
             </w:r>
           </w:p>
         </w:tc>
@@ -577,41 +513,23 @@
           </w:tcPr>
           <w:p>
             <w:pPr>
+              <w:pStyle w:val="ListParagraph"/>
               <w:keepLines/>
               <w:widowControl w:val="0"/>
               <w:spacing w:line="240" w:lineRule="auto"/>
-              <w:jc w:val="center"/>
-              <w:rPr>
-                <w:b/>
-                <w:bCs/>
-                <w:sz w:val="20"/>
-                <w:szCs w:val="20"/>
-              </w:rPr>
-            </w:pPr>
-            <w:r>
-              <w:rPr>
-                <w:b/>
-                <w:bCs/>
-                <w:sz w:val="20"/>
-                <w:szCs w:val="20"/>
-              </w:rPr>
-              <w:t>Private Network Data Access (35 Mbps 7 node)</w:t>
-            </w:r>
-          </w:p>
-          <w:p>
-            <w:pPr>
-              <w:pStyle w:val="ListParagraph"/>
-              <w:keepLines/>
-              <w:widowControl w:val="0"/>
-              <w:numPr>
-                <w:ilvl w:val="0"/>
-                <w:numId w:val="3"/>
-              </w:numPr>
-              <w:spacing w:line="240" w:lineRule="auto"/>
-              <w:jc w:val="center"/>
-            </w:pPr>
-            <w:r>
-              <w:t>Integration network Pelabuhan Padangbay</w:t>
+              <w:ind w:left="-108"/>
+              <w:jc w:val="center"/>
+              <w:rPr>
+                <w:b/>
+                <w:bCs/>
+              </w:rPr>
+            </w:pPr>
+            <w:r>
+              <w:rPr>
+                <w:b/>
+                <w:bCs/>
+              </w:rPr>
+              <w:t>05 CP-PINTU MASUK BANDARA</w:t>
             </w:r>
           </w:p>
         </w:tc>
@@ -628,41 +546,23 @@
           </w:tcPr>
           <w:p>
             <w:pPr>
+              <w:pStyle w:val="ListParagraph"/>
               <w:keepLines/>
               <w:widowControl w:val="0"/>
               <w:spacing w:line="240" w:lineRule="auto"/>
-              <w:jc w:val="center"/>
-              <w:rPr>
-                <w:b/>
-                <w:bCs/>
-                <w:sz w:val="20"/>
-                <w:szCs w:val="20"/>
-              </w:rPr>
-            </w:pPr>
-            <w:r>
-              <w:rPr>
-                <w:b/>
-                <w:bCs/>
-                <w:sz w:val="20"/>
-                <w:szCs w:val="20"/>
-              </w:rPr>
-              <w:t>Private Network Data Access (35 Mbps 7 node)</w:t>
-            </w:r>
-          </w:p>
-          <w:p>
-            <w:pPr>
-              <w:pStyle w:val="ListParagraph"/>
-              <w:keepLines/>
-              <w:widowControl w:val="0"/>
-              <w:numPr>
-                <w:ilvl w:val="0"/>
-                <w:numId w:val="3"/>
-              </w:numPr>
-              <w:spacing w:line="240" w:lineRule="auto"/>
-              <w:jc w:val="center"/>
-            </w:pPr>
-            <w:r>
-              <w:t>Integration network Pelabuhan Sanur</w:t>
+              <w:ind w:left="0"/>
+              <w:jc w:val="center"/>
+              <w:rPr>
+                <w:b/>
+                <w:bCs/>
+              </w:rPr>
+            </w:pPr>
+            <w:r>
+              <w:rPr>
+                <w:b/>
+                <w:bCs/>
+              </w:rPr>
+              <w:t>06 CP-PINTU KELUAR BANDARA</w:t>
             </w:r>
           </w:p>
         </w:tc>
@@ -698,7 +598,7 @@
             </w:pPr>
             <w:r>
               <w:lastRenderedPageBreak/>
-              <w:t>{%img_integration_network_terminal_mengwi}</w:t>
+              <w:t>{%img_cp_simpang_jimbaran}</w:t>
             </w:r>
           </w:p>
         </w:tc>
@@ -727,7 +627,7 @@
               </w:rPr>
             </w:pPr>
             <w:r>
-              <w:t>{%img_integration_network_toll_balimandara}</w:t>
+              <w:t>{%img_epolice_buagan}</w:t>
             </w:r>
           </w:p>
         </w:tc>
@@ -750,38 +650,16 @@
           </w:tcPr>
           <w:p>
             <w:pPr>
+              <w:pStyle w:val="ListParagraph"/>
               <w:keepLines/>
               <w:widowControl w:val="0"/>
               <w:spacing w:line="240" w:lineRule="auto"/>
-              <w:jc w:val="center"/>
-              <w:rPr>
-                <w:b/>
-                <w:bCs/>
-                <w:sz w:val="20"/>
-                <w:szCs w:val="20"/>
-              </w:rPr>
-            </w:pPr>
-            <w:r>
-              <w:rPr>
-                <w:b/>
-                <w:bCs/>
-                <w:sz w:val="20"/>
-                <w:szCs w:val="20"/>
-              </w:rPr>
-              <w:t>Private Network Data Access (35 Mbps 7 node)</w:t>
-            </w:r>
-          </w:p>
-          <w:p>
-            <w:pPr>
-              <w:pStyle w:val="ListParagraph"/>
-              <w:keepLines/>
-              <w:widowControl w:val="0"/>
-              <w:numPr>
-                <w:ilvl w:val="0"/>
-                <w:numId w:val="3"/>
-              </w:numPr>
-              <w:spacing w:line="240" w:lineRule="auto"/>
-              <w:jc w:val="center"/>
+              <w:ind w:left="-108"/>
+              <w:jc w:val="center"/>
+              <w:rPr>
+                <w:b/>
+                <w:bCs/>
+              </w:rPr>
             </w:pPr>
             <w:r>
               <w:rPr>
@@ -845,7 +723,11 @@
               </w:drawing>
             </w:r>
             <w:r>
-              <w:t>Integration network terminal Mengwi</w:t>
+              <w:rPr>
+                <w:b/>
+                <w:bCs/>
+              </w:rPr>
+              <w:t>07 CP-SIMPANG JIMBARAN</w:t>
             </w:r>
           </w:p>
         </w:tc>
@@ -862,41 +744,23 @@
           </w:tcPr>
           <w:p>
             <w:pPr>
+              <w:pStyle w:val="ListParagraph"/>
               <w:keepLines/>
               <w:widowControl w:val="0"/>
               <w:spacing w:line="240" w:lineRule="auto"/>
-              <w:jc w:val="center"/>
-              <w:rPr>
-                <w:b/>
-                <w:bCs/>
-                <w:sz w:val="20"/>
-                <w:szCs w:val="20"/>
-              </w:rPr>
-            </w:pPr>
-            <w:r>
-              <w:rPr>
-                <w:b/>
-                <w:bCs/>
-                <w:sz w:val="20"/>
-                <w:szCs w:val="20"/>
-              </w:rPr>
-              <w:t>Private Network Data Access (35 Mbps 7 node)</w:t>
-            </w:r>
-          </w:p>
-          <w:p>
-            <w:pPr>
-              <w:pStyle w:val="ListParagraph"/>
-              <w:keepLines/>
-              <w:widowControl w:val="0"/>
-              <w:numPr>
-                <w:ilvl w:val="0"/>
-                <w:numId w:val="3"/>
-              </w:numPr>
-              <w:spacing w:line="240" w:lineRule="auto"/>
-              <w:jc w:val="center"/>
-            </w:pPr>
-            <w:r>
-              <w:t>Integration network Toll Balimandara</w:t>
+              <w:ind w:left="-90"/>
+              <w:jc w:val="center"/>
+              <w:rPr>
+                <w:b/>
+                <w:bCs/>
+              </w:rPr>
+            </w:pPr>
+            <w:r>
+              <w:rPr>
+                <w:b/>
+                <w:bCs/>
+              </w:rPr>
+              <w:t>08 EPOLICE-BUAGAN</w:t>
             </w:r>
           </w:p>
         </w:tc>
@@ -931,7 +795,7 @@
               </w:rPr>
             </w:pPr>
             <w:r>
-              <w:t>{%img_cctv_simpang_diponegoro}</w:t>
+              <w:t>{%img_cp_denpasar_cargo}</w:t>
             </w:r>
           </w:p>
         </w:tc>
@@ -960,7 +824,7 @@
               </w:rPr>
             </w:pPr>
             <w:r>
-              <w:t>{%img_cctv_puputan_badung}</w:t>
+              <w:t>{%img_cp_denpasar_mahendra}</w:t>
             </w:r>
           </w:p>
         </w:tc>
@@ -1001,35 +865,25 @@
                 <w:sz w:val="20"/>
                 <w:szCs w:val="20"/>
               </w:rPr>
-              <w:t>Mission Critical Network Monitoring (5 Mbps 35 node)</w:t>
-            </w:r>
-          </w:p>
-          <w:p>
-            <w:pPr>
-              <w:pStyle w:val="ListParagraph"/>
-              <w:keepLines/>
-              <w:widowControl w:val="0"/>
-              <w:numPr>
-                <w:ilvl w:val="0"/>
-                <w:numId w:val="5"/>
-              </w:numPr>
-              <w:spacing w:line="240" w:lineRule="auto"/>
-              <w:jc w:val="center"/>
-              <w:rPr>
-                <w:b/>
-                <w:bCs/>
-                <w:sz w:val="20"/>
-                <w:szCs w:val="20"/>
-              </w:rPr>
-            </w:pPr>
-            <w:r>
-              <w:rPr>
-                <w:b/>
-                <w:bCs/>
-                <w:sz w:val="20"/>
-                <w:szCs w:val="20"/>
-              </w:rPr>
-              <w:t>cctv simpang DIPONEGORO</w:t>
+              <w:t xml:space="preserve">09 CP-DENPASAR </w:t>
+            </w:r>
+            <w:r>
+              <w:rPr>
+                <w:b/>
+                <w:bCs/>
+                <w:sz w:val="20"/>
+                <w:szCs w:val="20"/>
+              </w:rPr>
+              <w:t>C</w:t>
+            </w:r>
+            <w:r>
+              <w:rPr>
+                <w:b/>
+                <w:bCs/>
+                <w:sz w:val="20"/>
+                <w:szCs w:val="20"/>
+              </w:rPr>
+              <w:t>ARGO</w:t>
             </w:r>
           </w:p>
         </w:tc>
@@ -1046,53 +900,27 @@
           </w:tcPr>
           <w:p>
             <w:pPr>
+              <w:pStyle w:val="ListParagraph"/>
               <w:keepLines/>
               <w:widowControl w:val="0"/>
               <w:spacing w:line="240" w:lineRule="auto"/>
-              <w:jc w:val="center"/>
-              <w:rPr>
-                <w:b/>
-                <w:bCs/>
-                <w:sz w:val="20"/>
-                <w:szCs w:val="20"/>
-              </w:rPr>
-            </w:pPr>
-            <w:r>
-              <w:rPr>
-                <w:b/>
-                <w:bCs/>
-                <w:sz w:val="20"/>
-                <w:szCs w:val="20"/>
-              </w:rPr>
-              <w:t>Mission Critical Network Monitoring (5 Mbps 35 node)</w:t>
-            </w:r>
-          </w:p>
-          <w:p>
-            <w:pPr>
-              <w:pStyle w:val="ListParagraph"/>
-              <w:keepLines/>
-              <w:widowControl w:val="0"/>
-              <w:numPr>
-                <w:ilvl w:val="0"/>
-                <w:numId w:val="5"/>
-              </w:numPr>
-              <w:spacing w:line="240" w:lineRule="auto"/>
-              <w:jc w:val="center"/>
-              <w:rPr>
-                <w:b/>
-                <w:bCs/>
-                <w:sz w:val="20"/>
-                <w:szCs w:val="20"/>
-              </w:rPr>
-            </w:pPr>
-            <w:r>
-              <w:rPr>
-                <w:b/>
-                <w:bCs/>
-                <w:sz w:val="20"/>
-                <w:szCs w:val="20"/>
-              </w:rPr>
-              <w:t>cctv PUPUTAN BADUNG</w:t>
+              <w:ind w:left="0"/>
+              <w:jc w:val="center"/>
+              <w:rPr>
+                <w:b/>
+                <w:bCs/>
+                <w:sz w:val="20"/>
+                <w:szCs w:val="20"/>
+              </w:rPr>
+            </w:pPr>
+            <w:r>
+              <w:rPr>
+                <w:b/>
+                <w:bCs/>
+                <w:sz w:val="20"/>
+                <w:szCs w:val="20"/>
+              </w:rPr>
+              <w:t>10 CP-DENPASAR MAHENDRADATA</w:t>
             </w:r>
           </w:p>
         </w:tc>
@@ -1127,7 +955,7 @@
               </w:rPr>
             </w:pPr>
             <w:r>
-              <w:t>{%img_cctv_simpang_pidada}</w:t>
+              <w:t>{%img_cp_denpasar_cokro}</w:t>
             </w:r>
           </w:p>
         </w:tc>
@@ -1156,7 +984,7 @@
               </w:rPr>
             </w:pPr>
             <w:r>
-              <w:t>{%img_cctv_simpang_trengguli}</w:t>
+              <w:t>{%img_cp_denpasar_kfc}</w:t>
             </w:r>
           </w:p>
         </w:tc>
@@ -1179,53 +1007,27 @@
           </w:tcPr>
           <w:p>
             <w:pPr>
+              <w:pStyle w:val="ListParagraph"/>
               <w:keepLines/>
               <w:widowControl w:val="0"/>
               <w:spacing w:line="240" w:lineRule="auto"/>
-              <w:jc w:val="center"/>
-              <w:rPr>
-                <w:b/>
-                <w:bCs/>
-                <w:sz w:val="20"/>
-                <w:szCs w:val="20"/>
-              </w:rPr>
-            </w:pPr>
-            <w:r>
-              <w:rPr>
-                <w:b/>
-                <w:bCs/>
-                <w:sz w:val="20"/>
-                <w:szCs w:val="20"/>
-              </w:rPr>
-              <w:t>Mission Critical Network Monitoring (5 Mbps 35 node)</w:t>
-            </w:r>
-          </w:p>
-          <w:p>
-            <w:pPr>
-              <w:pStyle w:val="ListParagraph"/>
-              <w:keepLines/>
-              <w:widowControl w:val="0"/>
-              <w:numPr>
-                <w:ilvl w:val="0"/>
-                <w:numId w:val="5"/>
-              </w:numPr>
-              <w:spacing w:line="240" w:lineRule="auto"/>
-              <w:jc w:val="center"/>
-              <w:rPr>
-                <w:b/>
-                <w:bCs/>
-                <w:sz w:val="20"/>
-                <w:szCs w:val="20"/>
-              </w:rPr>
-            </w:pPr>
-            <w:r>
-              <w:rPr>
-                <w:b/>
-                <w:bCs/>
-                <w:sz w:val="20"/>
-                <w:szCs w:val="20"/>
-              </w:rPr>
-              <w:t>cctv simpang PIDADA</w:t>
+              <w:ind w:left="-108"/>
+              <w:jc w:val="center"/>
+              <w:rPr>
+                <w:b/>
+                <w:bCs/>
+                <w:sz w:val="20"/>
+                <w:szCs w:val="20"/>
+              </w:rPr>
+            </w:pPr>
+            <w:r>
+              <w:rPr>
+                <w:b/>
+                <w:bCs/>
+                <w:sz w:val="20"/>
+                <w:szCs w:val="20"/>
+              </w:rPr>
+              <w:t>11. CP-DENPASAR COKRO</w:t>
             </w:r>
           </w:p>
         </w:tc>
@@ -1242,53 +1044,27 @@
           </w:tcPr>
           <w:p>
             <w:pPr>
+              <w:pStyle w:val="ListParagraph"/>
               <w:keepLines/>
               <w:widowControl w:val="0"/>
               <w:spacing w:line="240" w:lineRule="auto"/>
-              <w:jc w:val="center"/>
-              <w:rPr>
-                <w:b/>
-                <w:bCs/>
-                <w:sz w:val="20"/>
-                <w:szCs w:val="20"/>
-              </w:rPr>
-            </w:pPr>
-            <w:r>
-              <w:rPr>
-                <w:b/>
-                <w:bCs/>
-                <w:sz w:val="20"/>
-                <w:szCs w:val="20"/>
-              </w:rPr>
-              <w:t>Mission Critical Network Monitoring (5 Mbps 35 node)</w:t>
-            </w:r>
-          </w:p>
-          <w:p>
-            <w:pPr>
-              <w:pStyle w:val="ListParagraph"/>
-              <w:keepLines/>
-              <w:widowControl w:val="0"/>
-              <w:numPr>
-                <w:ilvl w:val="0"/>
-                <w:numId w:val="5"/>
-              </w:numPr>
-              <w:spacing w:line="240" w:lineRule="auto"/>
-              <w:jc w:val="center"/>
-              <w:rPr>
-                <w:b/>
-                <w:bCs/>
-                <w:sz w:val="20"/>
-                <w:szCs w:val="20"/>
-              </w:rPr>
-            </w:pPr>
-            <w:r>
-              <w:rPr>
-                <w:b/>
-                <w:bCs/>
-                <w:sz w:val="20"/>
-                <w:szCs w:val="20"/>
-              </w:rPr>
-              <w:t>cctv simpang TRENGGULI</w:t>
+              <w:ind w:left="0"/>
+              <w:jc w:val="center"/>
+              <w:rPr>
+                <w:b/>
+                <w:bCs/>
+                <w:sz w:val="20"/>
+                <w:szCs w:val="20"/>
+              </w:rPr>
+            </w:pPr>
+            <w:r>
+              <w:rPr>
+                <w:b/>
+                <w:bCs/>
+                <w:sz w:val="20"/>
+                <w:szCs w:val="20"/>
+              </w:rPr>
+              <w:t>12. CP-DENPASAR KFC SANUR</w:t>
             </w:r>
           </w:p>
         </w:tc>
@@ -1324,7 +1100,7 @@
             </w:pPr>
             <w:r>
               <w:lastRenderedPageBreak/>
-              <w:t>{%img_cctv_simpang_noja}</w:t>
+              <w:t>{%img_cp_badung_sunset_road}</w:t>
             </w:r>
           </w:p>
         </w:tc>
@@ -1353,7 +1129,7 @@
               </w:rPr>
             </w:pPr>
             <w:r>
-              <w:t>{%img_cctv_simpang_kenyeri}</w:t>
+              <w:t>{%img_cp_badung_lio_patitenget}</w:t>
             </w:r>
           </w:p>
         </w:tc>
@@ -1379,34 +1155,7 @@
               <w:keepLines/>
               <w:widowControl w:val="0"/>
               <w:spacing w:line="240" w:lineRule="auto"/>
-              <w:jc w:val="center"/>
-              <w:rPr>
-                <w:b/>
-                <w:bCs/>
-                <w:sz w:val="20"/>
-                <w:szCs w:val="20"/>
-              </w:rPr>
-            </w:pPr>
-            <w:r>
-              <w:rPr>
-                <w:b/>
-                <w:bCs/>
-                <w:sz w:val="20"/>
-                <w:szCs w:val="20"/>
-              </w:rPr>
-              <w:t>Mission Critical Network Monitoring (5 Mbps 35 node)</w:t>
-            </w:r>
-          </w:p>
-          <w:p>
-            <w:pPr>
-              <w:pStyle w:val="ListParagraph"/>
-              <w:keepLines/>
-              <w:widowControl w:val="0"/>
-              <w:numPr>
-                <w:ilvl w:val="0"/>
-                <w:numId w:val="5"/>
-              </w:numPr>
-              <w:spacing w:line="240" w:lineRule="auto"/>
+              <w:ind w:left="360"/>
               <w:jc w:val="center"/>
               <w:rPr>
                 <w:b/>
@@ -1483,7 +1232,7 @@
                 <w:sz w:val="20"/>
                 <w:szCs w:val="20"/>
               </w:rPr>
-              <w:t>cctv simpang NOJA</w:t>
+              <w:t>13 CP-BADUNG SUNSET ROAD</w:t>
             </w:r>
           </w:p>
         </w:tc>
@@ -1500,53 +1249,27 @@
           </w:tcPr>
           <w:p>
             <w:pPr>
+              <w:pStyle w:val="ListParagraph"/>
               <w:keepLines/>
               <w:widowControl w:val="0"/>
               <w:spacing w:line="240" w:lineRule="auto"/>
-              <w:jc w:val="center"/>
-              <w:rPr>
-                <w:b/>
-                <w:bCs/>
-                <w:sz w:val="20"/>
-                <w:szCs w:val="20"/>
-              </w:rPr>
-            </w:pPr>
-            <w:r>
-              <w:rPr>
-                <w:b/>
-                <w:bCs/>
-                <w:sz w:val="20"/>
-                <w:szCs w:val="20"/>
-              </w:rPr>
-              <w:t>Mission Critical Network Monitoring (5 Mbps 35 node)</w:t>
-            </w:r>
-          </w:p>
-          <w:p>
-            <w:pPr>
-              <w:pStyle w:val="ListParagraph"/>
-              <w:keepLines/>
-              <w:widowControl w:val="0"/>
-              <w:numPr>
-                <w:ilvl w:val="0"/>
-                <w:numId w:val="5"/>
-              </w:numPr>
-              <w:spacing w:line="240" w:lineRule="auto"/>
-              <w:jc w:val="center"/>
-              <w:rPr>
-                <w:b/>
-                <w:bCs/>
-                <w:sz w:val="20"/>
-                <w:szCs w:val="20"/>
-              </w:rPr>
-            </w:pPr>
-            <w:r>
-              <w:rPr>
-                <w:b/>
-                <w:bCs/>
-                <w:sz w:val="20"/>
-                <w:szCs w:val="20"/>
-              </w:rPr>
-              <w:t>cctv simpang KENYERI</w:t>
+              <w:ind w:left="-90"/>
+              <w:jc w:val="center"/>
+              <w:rPr>
+                <w:b/>
+                <w:bCs/>
+                <w:sz w:val="20"/>
+                <w:szCs w:val="20"/>
+              </w:rPr>
+            </w:pPr>
+            <w:r>
+              <w:rPr>
+                <w:b/>
+                <w:bCs/>
+                <w:sz w:val="20"/>
+                <w:szCs w:val="20"/>
+              </w:rPr>
+              <w:t>14 CP-BADUNG LIO PETITENGET</w:t>
             </w:r>
           </w:p>
         </w:tc>
@@ -1581,7 +1304,7 @@
               </w:rPr>
             </w:pPr>
             <w:r>
-              <w:t>{%img_cctv_simpang_tohpati}</w:t>
+              <w:t>{%img_cp_gianyar_sakah}</w:t>
             </w:r>
           </w:p>
         </w:tc>
@@ -1610,7 +1333,7 @@
               </w:rPr>
             </w:pPr>
             <w:r>
-              <w:t>{%img_cctv_simpang_padang_galak}</w:t>
+              <w:t>{%img_cp_gianyar_bpd_lama}</w:t>
             </w:r>
           </w:p>
         </w:tc>
@@ -1651,35 +1374,7 @@
                 <w:sz w:val="20"/>
                 <w:szCs w:val="20"/>
               </w:rPr>
-              <w:t>Mission Critical Network Monitoring (5 Mbps 35 node)</w:t>
-            </w:r>
-          </w:p>
-          <w:p>
-            <w:pPr>
-              <w:pStyle w:val="ListParagraph"/>
-              <w:keepLines/>
-              <w:widowControl w:val="0"/>
-              <w:numPr>
-                <w:ilvl w:val="0"/>
-                <w:numId w:val="5"/>
-              </w:numPr>
-              <w:spacing w:line="240" w:lineRule="auto"/>
-              <w:jc w:val="center"/>
-              <w:rPr>
-                <w:b/>
-                <w:bCs/>
-                <w:sz w:val="20"/>
-                <w:szCs w:val="20"/>
-              </w:rPr>
-            </w:pPr>
-            <w:r>
-              <w:rPr>
-                <w:b/>
-                <w:bCs/>
-                <w:sz w:val="20"/>
-                <w:szCs w:val="20"/>
-              </w:rPr>
-              <w:t>cctv simpang TOHPATI</w:t>
+              <w:t xml:space="preserve">15 CP-GIANYAR SAKAH </w:t>
             </w:r>
           </w:p>
         </w:tc>
@@ -1714,35 +1409,7 @@
                 <w:sz w:val="20"/>
                 <w:szCs w:val="20"/>
               </w:rPr>
-              <w:t>Mission Critical Network Monitoring (5 Mbps 35 node)</w:t>
-            </w:r>
-          </w:p>
-          <w:p>
-            <w:pPr>
-              <w:pStyle w:val="ListParagraph"/>
-              <w:keepLines/>
-              <w:widowControl w:val="0"/>
-              <w:numPr>
-                <w:ilvl w:val="0"/>
-                <w:numId w:val="5"/>
-              </w:numPr>
-              <w:spacing w:line="240" w:lineRule="auto"/>
-              <w:jc w:val="center"/>
-              <w:rPr>
-                <w:b/>
-                <w:bCs/>
-                <w:sz w:val="20"/>
-                <w:szCs w:val="20"/>
-              </w:rPr>
-            </w:pPr>
-            <w:r>
-              <w:rPr>
-                <w:b/>
-                <w:bCs/>
-                <w:sz w:val="20"/>
-                <w:szCs w:val="20"/>
-              </w:rPr>
-              <w:t>cctv simpang PADANG GALAK</w:t>
+              <w:t>16 CP-GIANYAR BPD LAMA</w:t>
             </w:r>
           </w:p>
         </w:tc>
@@ -1777,7 +1444,7 @@
               </w:rPr>
             </w:pPr>
             <w:r>
-              <w:t>{%img_cctv_simpang_gbb_sanur}</w:t>
+              <w:t>{%img_cp_tabanan_telkom}</w:t>
             </w:r>
           </w:p>
         </w:tc>
@@ -1806,7 +1473,7 @@
               </w:rPr>
             </w:pPr>
             <w:r>
-              <w:t>{%img_cctv_bundaran_renon}</w:t>
+              <w:t>{%img_cp_tabanan_dprd}</w:t>
             </w:r>
           </w:p>
         </w:tc>
@@ -1832,49 +1499,22 @@
               <w:keepLines/>
               <w:widowControl w:val="0"/>
               <w:spacing w:line="240" w:lineRule="auto"/>
-              <w:rPr>
-                <w:b/>
-                <w:bCs/>
-                <w:sz w:val="20"/>
-                <w:szCs w:val="20"/>
-              </w:rPr>
-            </w:pPr>
-            <w:r>
-              <w:rPr>
-                <w:b/>
-                <w:bCs/>
-                <w:sz w:val="20"/>
-                <w:szCs w:val="20"/>
-              </w:rPr>
-              <w:t>Mission Critical Network Monitoring (5 Mbps 35 node)</w:t>
-            </w:r>
-          </w:p>
-          <w:p>
-            <w:pPr>
-              <w:pStyle w:val="ListParagraph"/>
-              <w:keepLines/>
-              <w:widowControl w:val="0"/>
-              <w:numPr>
-                <w:ilvl w:val="0"/>
-                <w:numId w:val="5"/>
-              </w:numPr>
-              <w:spacing w:line="240" w:lineRule="auto"/>
-              <w:jc w:val="center"/>
-              <w:rPr>
-                <w:b/>
-                <w:bCs/>
-                <w:sz w:val="20"/>
-                <w:szCs w:val="20"/>
-              </w:rPr>
-            </w:pPr>
-            <w:r>
-              <w:rPr>
-                <w:b/>
-                <w:bCs/>
-                <w:sz w:val="20"/>
-                <w:szCs w:val="20"/>
-              </w:rPr>
-              <w:t>cctv simpang GBB SANUR</w:t>
+              <w:jc w:val="center"/>
+              <w:rPr>
+                <w:b/>
+                <w:bCs/>
+                <w:sz w:val="20"/>
+                <w:szCs w:val="20"/>
+              </w:rPr>
+            </w:pPr>
+            <w:r>
+              <w:rPr>
+                <w:b/>
+                <w:bCs/>
+                <w:sz w:val="20"/>
+                <w:szCs w:val="20"/>
+              </w:rPr>
+              <w:t>17 CP-TABANAN TELKOM</w:t>
             </w:r>
           </w:p>
         </w:tc>
@@ -1891,53 +1531,36 @@
           </w:tcPr>
           <w:p>
             <w:pPr>
+              <w:pStyle w:val="ListParagraph"/>
               <w:keepLines/>
               <w:widowControl w:val="0"/>
               <w:spacing w:line="240" w:lineRule="auto"/>
-              <w:jc w:val="center"/>
-              <w:rPr>
-                <w:b/>
-                <w:bCs/>
-                <w:sz w:val="20"/>
-                <w:szCs w:val="20"/>
-              </w:rPr>
-            </w:pPr>
-            <w:r>
-              <w:rPr>
-                <w:b/>
-                <w:bCs/>
-                <w:sz w:val="20"/>
-                <w:szCs w:val="20"/>
-              </w:rPr>
-              <w:t>Mission Critical Network Monitoring (5 Mbps 35 node)</w:t>
-            </w:r>
-          </w:p>
-          <w:p>
-            <w:pPr>
-              <w:pStyle w:val="ListParagraph"/>
-              <w:keepLines/>
-              <w:widowControl w:val="0"/>
-              <w:numPr>
-                <w:ilvl w:val="0"/>
-                <w:numId w:val="5"/>
-              </w:numPr>
-              <w:spacing w:line="240" w:lineRule="auto"/>
-              <w:jc w:val="center"/>
-              <w:rPr>
-                <w:b/>
-                <w:bCs/>
-                <w:sz w:val="20"/>
-                <w:szCs w:val="20"/>
-              </w:rPr>
-            </w:pPr>
-            <w:r>
-              <w:rPr>
-                <w:b/>
-                <w:bCs/>
-                <w:sz w:val="20"/>
-                <w:szCs w:val="20"/>
-              </w:rPr>
-              <w:t>cctv BUNDARAN RENON</w:t>
+              <w:ind w:left="-90"/>
+              <w:jc w:val="center"/>
+              <w:rPr>
+                <w:b/>
+                <w:bCs/>
+                <w:sz w:val="20"/>
+                <w:szCs w:val="20"/>
+              </w:rPr>
+            </w:pPr>
+            <w:r>
+              <w:rPr>
+                <w:b/>
+                <w:bCs/>
+                <w:sz w:val="20"/>
+                <w:szCs w:val="20"/>
+              </w:rPr>
+              <w:t xml:space="preserve">18 CP-TABANAN </w:t>
+            </w:r>
+            <w:r>
+              <w:rPr>
+                <w:b/>
+                <w:bCs/>
+                <w:sz w:val="20"/>
+                <w:szCs w:val="20"/>
+              </w:rPr>
+              <w:t>DPRD</w:t>
             </w:r>
           </w:p>
         </w:tc>
@@ -1973,13 +1596,7 @@
             </w:pPr>
             <w:r>
               <w:lastRenderedPageBreak/>
-              <w:t>{</w:t>
-            </w:r>
-            <w:r>
-              <w:t>%</w:t>
-            </w:r>
-            <w:r>
-              <w:t>img_cctv_konjen_jepang}</w:t>
+              <w:t>{%img_cp_buleleng_simpang_panj}</w:t>
             </w:r>
           </w:p>
         </w:tc>
@@ -2008,7 +1625,7 @@
               </w:rPr>
             </w:pPr>
             <w:r>
-              <w:t>{%img_cctv_kantor_gubenur}</w:t>
+              <w:t>{%img_cp_jembrana_gajah_mada}</w:t>
             </w:r>
           </w:p>
         </w:tc>
@@ -2033,33 +1650,6 @@
             <w:pPr>
               <w:keepLines/>
               <w:widowControl w:val="0"/>
-              <w:spacing w:line="240" w:lineRule="auto"/>
-              <w:rPr>
-                <w:b/>
-                <w:bCs/>
-                <w:sz w:val="20"/>
-                <w:szCs w:val="20"/>
-              </w:rPr>
-            </w:pPr>
-            <w:r>
-              <w:rPr>
-                <w:b/>
-                <w:bCs/>
-                <w:sz w:val="20"/>
-                <w:szCs w:val="20"/>
-              </w:rPr>
-              <w:t>Mission Critical Network Monitoring (5 Mbps 35 node)</w:t>
-            </w:r>
-          </w:p>
-          <w:p>
-            <w:pPr>
-              <w:pStyle w:val="ListParagraph"/>
-              <w:keepLines/>
-              <w:widowControl w:val="0"/>
-              <w:numPr>
-                <w:ilvl w:val="0"/>
-                <w:numId w:val="5"/>
-              </w:numPr>
               <w:spacing w:line="240" w:lineRule="auto"/>
               <w:jc w:val="center"/>
               <w:rPr>
@@ -2137,7 +1727,7 @@
                 <w:sz w:val="20"/>
                 <w:szCs w:val="20"/>
               </w:rPr>
-              <w:t>cctv KONJEN JEPANG</w:t>
+              <w:t>19 CP-BULELENG SIMPANG PANJI</w:t>
             </w:r>
           </w:p>
         </w:tc>
@@ -2157,50 +1747,23 @@
               <w:keepLines/>
               <w:widowControl w:val="0"/>
               <w:spacing w:line="240" w:lineRule="auto"/>
-              <w:jc w:val="center"/>
-              <w:rPr>
-                <w:b/>
-                <w:bCs/>
-                <w:sz w:val="20"/>
-                <w:szCs w:val="20"/>
-              </w:rPr>
-            </w:pPr>
-            <w:r>
-              <w:rPr>
-                <w:b/>
-                <w:bCs/>
-                <w:sz w:val="20"/>
-                <w:szCs w:val="20"/>
-              </w:rPr>
-              <w:t>Mission Critical Network Monitoring (5 Mbps 35 node)</w:t>
-            </w:r>
-          </w:p>
-          <w:p>
-            <w:pPr>
-              <w:pStyle w:val="ListParagraph"/>
-              <w:keepLines/>
-              <w:widowControl w:val="0"/>
-              <w:numPr>
-                <w:ilvl w:val="0"/>
-                <w:numId w:val="5"/>
-              </w:numPr>
-              <w:spacing w:line="240" w:lineRule="auto"/>
-              <w:jc w:val="center"/>
-              <w:rPr>
-                <w:b/>
-                <w:bCs/>
-                <w:sz w:val="20"/>
-                <w:szCs w:val="20"/>
-              </w:rPr>
-            </w:pPr>
-            <w:r>
-              <w:rPr>
-                <w:b/>
-                <w:bCs/>
-                <w:sz w:val="20"/>
-                <w:szCs w:val="20"/>
-              </w:rPr>
-              <w:t>cctv KANTOR GUBENUR</w:t>
+              <w:ind w:left="-90"/>
+              <w:jc w:val="center"/>
+              <w:rPr>
+                <w:b/>
+                <w:bCs/>
+                <w:sz w:val="20"/>
+                <w:szCs w:val="20"/>
+              </w:rPr>
+            </w:pPr>
+            <w:r>
+              <w:rPr>
+                <w:b/>
+                <w:bCs/>
+                <w:sz w:val="20"/>
+                <w:szCs w:val="20"/>
+              </w:rPr>
+              <w:t>20 CP-JEMBRANA GAJAH MADA</w:t>
             </w:r>
           </w:p>
         </w:tc>
@@ -2235,7 +1798,7 @@
               </w:rPr>
             </w:pPr>
             <w:r>
-              <w:t>{%img_cctv_lapangan_renon}</w:t>
+              <w:t>{%img_cp_klungkung_lepang}</w:t>
             </w:r>
           </w:p>
         </w:tc>
@@ -2264,7 +1827,7 @@
               </w:rPr>
             </w:pPr>
             <w:r>
-              <w:t>{%img_cctv_parkir_timur_renon}</w:t>
+              <w:t>{%img_cp_bangli_rs_lama}</w:t>
             </w:r>
           </w:p>
         </w:tc>
@@ -2290,49 +1853,22 @@
               <w:keepLines/>
               <w:widowControl w:val="0"/>
               <w:spacing w:line="240" w:lineRule="auto"/>
-              <w:rPr>
-                <w:b/>
-                <w:bCs/>
-                <w:sz w:val="20"/>
-                <w:szCs w:val="20"/>
-              </w:rPr>
-            </w:pPr>
-            <w:r>
-              <w:rPr>
-                <w:b/>
-                <w:bCs/>
-                <w:sz w:val="20"/>
-                <w:szCs w:val="20"/>
-              </w:rPr>
-              <w:t>Mission Critical Network Monitoring (5 Mbps 35 node)</w:t>
-            </w:r>
-          </w:p>
-          <w:p>
-            <w:pPr>
-              <w:pStyle w:val="ListParagraph"/>
-              <w:keepLines/>
-              <w:widowControl w:val="0"/>
-              <w:numPr>
-                <w:ilvl w:val="0"/>
-                <w:numId w:val="5"/>
-              </w:numPr>
-              <w:spacing w:line="240" w:lineRule="auto"/>
-              <w:jc w:val="center"/>
-              <w:rPr>
-                <w:b/>
-                <w:bCs/>
-                <w:sz w:val="20"/>
-                <w:szCs w:val="20"/>
-              </w:rPr>
-            </w:pPr>
-            <w:r>
-              <w:rPr>
-                <w:b/>
-                <w:bCs/>
-                <w:sz w:val="20"/>
-                <w:szCs w:val="20"/>
-              </w:rPr>
-              <w:t>cctv LAPANGAN RENON</w:t>
+              <w:jc w:val="center"/>
+              <w:rPr>
+                <w:b/>
+                <w:bCs/>
+                <w:sz w:val="20"/>
+                <w:szCs w:val="20"/>
+              </w:rPr>
+            </w:pPr>
+            <w:r>
+              <w:rPr>
+                <w:b/>
+                <w:bCs/>
+                <w:sz w:val="20"/>
+                <w:szCs w:val="20"/>
+              </w:rPr>
+              <w:t>21 CP-KLUNGKUNG LEPANG</w:t>
             </w:r>
           </w:p>
         </w:tc>
@@ -2367,39 +1903,37 @@
                 <w:sz w:val="20"/>
                 <w:szCs w:val="20"/>
               </w:rPr>
-              <w:t>Mission Critical Network Monitoring (5 Mbps 35 node)</w:t>
-            </w:r>
-          </w:p>
-          <w:p>
-            <w:pPr>
-              <w:pStyle w:val="ListParagraph"/>
-              <w:keepLines/>
-              <w:widowControl w:val="0"/>
-              <w:numPr>
-                <w:ilvl w:val="0"/>
-                <w:numId w:val="5"/>
-              </w:numPr>
-              <w:spacing w:line="240" w:lineRule="auto"/>
-              <w:jc w:val="center"/>
-              <w:rPr>
-                <w:b/>
-                <w:bCs/>
-                <w:sz w:val="20"/>
-                <w:szCs w:val="20"/>
-              </w:rPr>
-            </w:pPr>
-            <w:r>
-              <w:rPr>
-                <w:b/>
-                <w:bCs/>
-                <w:sz w:val="20"/>
-                <w:szCs w:val="20"/>
-              </w:rPr>
-              <w:t>cctv PARKIR TIMUR RENON</w:t>
+              <w:t>22 CP-BANGLI RS LAMA</w:t>
             </w:r>
           </w:p>
         </w:tc>
       </w:tr>
+    </w:tbl>
+    <w:p>
+      <w:r>
+        <w:br w:type="page"/>
+      </w:r>
+    </w:p>
+    <w:tbl>
+      <w:tblPr>
+        <w:tblStyle w:val="a1"/>
+        <w:tblW w:w="11047" w:type="dxa"/>
+        <w:jc w:val="center"/>
+        <w:tblInd w:w="0" w:type="dxa"/>
+        <w:tblBorders>
+          <w:top w:val="single" w:sz="8" w:space="0" w:color="000000"/>
+          <w:left w:val="single" w:sz="8" w:space="0" w:color="000000"/>
+          <w:bottom w:val="single" w:sz="8" w:space="0" w:color="000000"/>
+          <w:right w:val="single" w:sz="8" w:space="0" w:color="000000"/>
+          <w:insideH w:val="single" w:sz="8" w:space="0" w:color="000000"/>
+          <w:insideV w:val="single" w:sz="8" w:space="0" w:color="000000"/>
+        </w:tblBorders>
+        <w:tblLayout w:type="fixed"/>
+        <w:tblLook w:val="0600" w:firstRow="0" w:lastRow="0" w:firstColumn="0" w:lastColumn="0" w:noHBand="1" w:noVBand="1"/>
+      </w:tblPr>
+      <w:tblGrid>
+        <w:gridCol w:w="11047"/>
+      </w:tblGrid>
       <w:tr>
         <w:trPr>
           <w:trHeight w:val="3024"/>
@@ -2407,2213 +1941,7 @@
         </w:trPr>
         <w:tc>
           <w:tcPr>
-            <w:tcW w:w="5519" w:type="dxa"/>
-            <w:tcMar>
-              <w:top w:w="100" w:type="dxa"/>
-              <w:left w:w="100" w:type="dxa"/>
-              <w:bottom w:w="100" w:type="dxa"/>
-              <w:right w:w="100" w:type="dxa"/>
-            </w:tcMar>
-            <w:vAlign w:val="center"/>
-          </w:tcPr>
-          <w:p>
-            <w:pPr>
-              <w:keepLines/>
-              <w:widowControl w:val="0"/>
-              <w:spacing w:line="240" w:lineRule="auto"/>
-              <w:jc w:val="center"/>
-              <w:rPr>
-                <w:b/>
-                <w:bCs/>
-                <w:sz w:val="20"/>
-                <w:szCs w:val="20"/>
-              </w:rPr>
-            </w:pPr>
-            <w:r>
-              <w:t>{%img_cctv_bajrasandi_renon}</w:t>
-            </w:r>
-          </w:p>
-        </w:tc>
-        <w:tc>
-          <w:tcPr>
-            <w:tcW w:w="5528" w:type="dxa"/>
-            <w:tcMar>
-              <w:top w:w="56" w:type="dxa"/>
-              <w:left w:w="56" w:type="dxa"/>
-              <w:bottom w:w="56" w:type="dxa"/>
-              <w:right w:w="56" w:type="dxa"/>
-            </w:tcMar>
-            <w:vAlign w:val="center"/>
-          </w:tcPr>
-          <w:p>
-            <w:pPr>
-              <w:keepLines/>
-              <w:widowControl w:val="0"/>
-              <w:spacing w:line="240" w:lineRule="auto"/>
-              <w:jc w:val="center"/>
-              <w:rPr>
-                <w:b/>
-                <w:bCs/>
-                <w:sz w:val="20"/>
-                <w:szCs w:val="20"/>
-              </w:rPr>
-            </w:pPr>
-            <w:r>
-              <w:t>{%img_cctv_simpang_sudirman}</w:t>
-            </w:r>
-          </w:p>
-        </w:tc>
-      </w:tr>
-      <w:tr>
-        <w:trPr>
-          <w:trHeight w:val="56"/>
-          <w:jc w:val="center"/>
-        </w:trPr>
-        <w:tc>
-          <w:tcPr>
-            <w:tcW w:w="5519" w:type="dxa"/>
-            <w:tcMar>
-              <w:top w:w="100" w:type="dxa"/>
-              <w:left w:w="100" w:type="dxa"/>
-              <w:bottom w:w="100" w:type="dxa"/>
-              <w:right w:w="100" w:type="dxa"/>
-            </w:tcMar>
-            <w:vAlign w:val="center"/>
-          </w:tcPr>
-          <w:p>
-            <w:pPr>
-              <w:keepLines/>
-              <w:widowControl w:val="0"/>
-              <w:spacing w:line="240" w:lineRule="auto"/>
-              <w:rPr>
-                <w:b/>
-                <w:bCs/>
-                <w:sz w:val="20"/>
-                <w:szCs w:val="20"/>
-              </w:rPr>
-            </w:pPr>
-            <w:r>
-              <w:rPr>
-                <w:b/>
-                <w:bCs/>
-                <w:sz w:val="20"/>
-                <w:szCs w:val="20"/>
-              </w:rPr>
-              <w:t>Mission Critical Network Monitoring (5 Mbps 35 node)</w:t>
-            </w:r>
-          </w:p>
-          <w:p>
-            <w:pPr>
-              <w:pStyle w:val="ListParagraph"/>
-              <w:keepLines/>
-              <w:widowControl w:val="0"/>
-              <w:numPr>
-                <w:ilvl w:val="0"/>
-                <w:numId w:val="5"/>
-              </w:numPr>
-              <w:spacing w:line="240" w:lineRule="auto"/>
-              <w:jc w:val="center"/>
-              <w:rPr>
-                <w:b/>
-                <w:bCs/>
-                <w:sz w:val="20"/>
-                <w:szCs w:val="20"/>
-              </w:rPr>
-            </w:pPr>
-            <w:r>
-              <w:rPr>
-                <w:b/>
-                <w:bCs/>
-                <w:sz w:val="20"/>
-                <w:szCs w:val="20"/>
-              </w:rPr>
-              <w:t>cctv BAJRASANDI RENON</w:t>
-            </w:r>
-          </w:p>
-        </w:tc>
-        <w:tc>
-          <w:tcPr>
-            <w:tcW w:w="5528" w:type="dxa"/>
-            <w:tcMar>
-              <w:top w:w="56" w:type="dxa"/>
-              <w:left w:w="56" w:type="dxa"/>
-              <w:bottom w:w="56" w:type="dxa"/>
-              <w:right w:w="56" w:type="dxa"/>
-            </w:tcMar>
-            <w:vAlign w:val="center"/>
-          </w:tcPr>
-          <w:p>
-            <w:pPr>
-              <w:keepLines/>
-              <w:widowControl w:val="0"/>
-              <w:spacing w:line="240" w:lineRule="auto"/>
-              <w:jc w:val="center"/>
-              <w:rPr>
-                <w:b/>
-                <w:bCs/>
-                <w:sz w:val="20"/>
-                <w:szCs w:val="20"/>
-              </w:rPr>
-            </w:pPr>
-            <w:r>
-              <w:rPr>
-                <w:b/>
-                <w:bCs/>
-                <w:sz w:val="20"/>
-                <w:szCs w:val="20"/>
-              </w:rPr>
-              <w:t>Mission Critical Network Monitoring (5 Mbps 35 node)</w:t>
-            </w:r>
-          </w:p>
-          <w:p>
-            <w:pPr>
-              <w:pStyle w:val="ListParagraph"/>
-              <w:keepLines/>
-              <w:widowControl w:val="0"/>
-              <w:numPr>
-                <w:ilvl w:val="0"/>
-                <w:numId w:val="5"/>
-              </w:numPr>
-              <w:spacing w:line="240" w:lineRule="auto"/>
-              <w:jc w:val="center"/>
-              <w:rPr>
-                <w:b/>
-                <w:bCs/>
-                <w:sz w:val="20"/>
-                <w:szCs w:val="20"/>
-              </w:rPr>
-            </w:pPr>
-            <w:r>
-              <w:rPr>
-                <w:b/>
-                <w:bCs/>
-                <w:sz w:val="20"/>
-                <w:szCs w:val="20"/>
-              </w:rPr>
-              <w:t>cctv simpang SUDIRMAN</w:t>
-            </w:r>
-          </w:p>
-        </w:tc>
-      </w:tr>
-      <w:tr>
-        <w:trPr>
-          <w:trHeight w:val="3024"/>
-          <w:jc w:val="center"/>
-        </w:trPr>
-        <w:tc>
-          <w:tcPr>
-            <w:tcW w:w="5519" w:type="dxa"/>
-            <w:tcMar>
-              <w:top w:w="100" w:type="dxa"/>
-              <w:left w:w="100" w:type="dxa"/>
-              <w:bottom w:w="100" w:type="dxa"/>
-              <w:right w:w="100" w:type="dxa"/>
-            </w:tcMar>
-            <w:vAlign w:val="center"/>
-          </w:tcPr>
-          <w:p>
-            <w:pPr>
-              <w:keepLines/>
-              <w:widowControl w:val="0"/>
-              <w:spacing w:line="240" w:lineRule="auto"/>
-              <w:jc w:val="center"/>
-              <w:rPr>
-                <w:b/>
-                <w:bCs/>
-                <w:sz w:val="20"/>
-                <w:szCs w:val="20"/>
-              </w:rPr>
-            </w:pPr>
-            <w:r>
-              <w:lastRenderedPageBreak/>
-              <w:t>{%img_cctv_konjen_australia}</w:t>
-            </w:r>
-          </w:p>
-        </w:tc>
-        <w:tc>
-          <w:tcPr>
-            <w:tcW w:w="5528" w:type="dxa"/>
-            <w:tcMar>
-              <w:top w:w="56" w:type="dxa"/>
-              <w:left w:w="56" w:type="dxa"/>
-              <w:bottom w:w="56" w:type="dxa"/>
-              <w:right w:w="56" w:type="dxa"/>
-            </w:tcMar>
-            <w:vAlign w:val="center"/>
-          </w:tcPr>
-          <w:p>
-            <w:pPr>
-              <w:keepLines/>
-              <w:widowControl w:val="0"/>
-              <w:spacing w:line="240" w:lineRule="auto"/>
-              <w:jc w:val="center"/>
-              <w:rPr>
-                <w:b/>
-                <w:bCs/>
-                <w:sz w:val="20"/>
-                <w:szCs w:val="20"/>
-              </w:rPr>
-            </w:pPr>
-            <w:r>
-              <w:t>{%img_cctv_perempatan_jl_diponegoro_lv21}</w:t>
-            </w:r>
-          </w:p>
-        </w:tc>
-      </w:tr>
-      <w:tr>
-        <w:trPr>
-          <w:trHeight w:val="56"/>
-          <w:jc w:val="center"/>
-        </w:trPr>
-        <w:tc>
-          <w:tcPr>
-            <w:tcW w:w="5519" w:type="dxa"/>
-            <w:tcMar>
-              <w:top w:w="100" w:type="dxa"/>
-              <w:left w:w="100" w:type="dxa"/>
-              <w:bottom w:w="100" w:type="dxa"/>
-              <w:right w:w="100" w:type="dxa"/>
-            </w:tcMar>
-            <w:vAlign w:val="center"/>
-          </w:tcPr>
-          <w:p>
-            <w:pPr>
-              <w:keepLines/>
-              <w:widowControl w:val="0"/>
-              <w:spacing w:line="240" w:lineRule="auto"/>
-              <w:jc w:val="center"/>
-              <w:rPr>
-                <w:b/>
-                <w:bCs/>
-                <w:sz w:val="20"/>
-                <w:szCs w:val="20"/>
-              </w:rPr>
-            </w:pPr>
-            <w:r>
-              <w:rPr>
-                <w:b/>
-                <w:bCs/>
-                <w:sz w:val="20"/>
-                <w:szCs w:val="20"/>
-              </w:rPr>
-              <w:t>Mission Critical Network Monitoring (5 Mbps 35 node)</w:t>
-            </w:r>
-          </w:p>
-          <w:p>
-            <w:pPr>
-              <w:pStyle w:val="ListParagraph"/>
-              <w:keepLines/>
-              <w:widowControl w:val="0"/>
-              <w:numPr>
-                <w:ilvl w:val="0"/>
-                <w:numId w:val="5"/>
-              </w:numPr>
-              <w:spacing w:line="240" w:lineRule="auto"/>
-              <w:jc w:val="center"/>
-              <w:rPr>
-                <w:b/>
-                <w:bCs/>
-                <w:sz w:val="20"/>
-                <w:szCs w:val="20"/>
-              </w:rPr>
-            </w:pPr>
-            <w:r>
-              <w:rPr>
-                <w:noProof/>
-              </w:rPr>
-              <w:drawing>
-                <wp:anchor distT="0" distB="0" distL="114300" distR="114300" simplePos="0" relativeHeight="251664384" behindDoc="0" locked="0" layoutInCell="1" allowOverlap="1" wp14:anchorId="491A08CE" wp14:editId="6ACDF892">
-                  <wp:simplePos x="0" y="0"/>
-                  <wp:positionH relativeFrom="column">
-                    <wp:posOffset>-6531</wp:posOffset>
-                  </wp:positionH>
-                  <wp:positionV relativeFrom="paragraph">
-                    <wp:posOffset>47716</wp:posOffset>
-                  </wp:positionV>
-                  <wp:extent cx="6879590" cy="3218815"/>
-                  <wp:effectExtent l="0" t="0" r="0" b="635"/>
-                  <wp:wrapNone/>
-                  <wp:docPr id="396320858" name="Picture 1"/>
-                  <wp:cNvGraphicFramePr>
-                    <a:graphicFrameLocks xmlns:a="http://schemas.openxmlformats.org/drawingml/2006/main" noChangeAspect="1"/>
-                  </wp:cNvGraphicFramePr>
-                  <a:graphic xmlns:a="http://schemas.openxmlformats.org/drawingml/2006/main">
-                    <a:graphicData uri="http://schemas.openxmlformats.org/drawingml/2006/picture">
-                      <pic:pic xmlns:pic="http://schemas.openxmlformats.org/drawingml/2006/picture">
-                        <pic:nvPicPr>
-                          <pic:cNvPr id="153770951" name="Picture 153770951"/>
-                          <pic:cNvPicPr/>
-                        </pic:nvPicPr>
-                        <pic:blipFill>
-                          <a:blip r:embed="rId7">
-                            <a:alphaModFix amt="20000"/>
-                            <a:extLst>
-                              <a:ext uri="{28A0092B-C50C-407E-A947-70E740481C1C}">
-                                <a14:useLocalDpi xmlns:a14="http://schemas.microsoft.com/office/drawing/2010/main" val="0"/>
-                              </a:ext>
-                            </a:extLst>
-                          </a:blip>
-                          <a:stretch>
-                            <a:fillRect/>
-                          </a:stretch>
-                        </pic:blipFill>
-                        <pic:spPr>
-                          <a:xfrm>
-                            <a:off x="0" y="0"/>
-                            <a:ext cx="6879590" cy="3218815"/>
-                          </a:xfrm>
-                          <a:prstGeom prst="rect">
-                            <a:avLst/>
-                          </a:prstGeom>
-                        </pic:spPr>
-                      </pic:pic>
-                    </a:graphicData>
-                  </a:graphic>
-                  <wp14:sizeRelH relativeFrom="margin">
-                    <wp14:pctWidth>0</wp14:pctWidth>
-                  </wp14:sizeRelH>
-                  <wp14:sizeRelV relativeFrom="margin">
-                    <wp14:pctHeight>0</wp14:pctHeight>
-                  </wp14:sizeRelV>
-                </wp:anchor>
-              </w:drawing>
-            </w:r>
-            <w:r>
-              <w:rPr>
-                <w:b/>
-                <w:bCs/>
-                <w:sz w:val="20"/>
-                <w:szCs w:val="20"/>
-              </w:rPr>
-              <w:t>cctv KONJEN AUSTRALIA</w:t>
-            </w:r>
-          </w:p>
-        </w:tc>
-        <w:tc>
-          <w:tcPr>
-            <w:tcW w:w="5528" w:type="dxa"/>
-            <w:tcMar>
-              <w:top w:w="56" w:type="dxa"/>
-              <w:left w:w="56" w:type="dxa"/>
-              <w:bottom w:w="56" w:type="dxa"/>
-              <w:right w:w="56" w:type="dxa"/>
-            </w:tcMar>
-            <w:vAlign w:val="center"/>
-          </w:tcPr>
-          <w:p>
-            <w:pPr>
-              <w:keepLines/>
-              <w:widowControl w:val="0"/>
-              <w:spacing w:line="240" w:lineRule="auto"/>
-              <w:jc w:val="center"/>
-              <w:rPr>
-                <w:b/>
-                <w:bCs/>
-                <w:sz w:val="20"/>
-                <w:szCs w:val="20"/>
-              </w:rPr>
-            </w:pPr>
-            <w:r>
-              <w:rPr>
-                <w:b/>
-                <w:bCs/>
-                <w:sz w:val="20"/>
-                <w:szCs w:val="20"/>
-              </w:rPr>
-              <w:t>Mission Critical Network Monitoring (5 Mbps 35 node)</w:t>
-            </w:r>
-          </w:p>
-          <w:p>
-            <w:pPr>
-              <w:pStyle w:val="ListParagraph"/>
-              <w:keepLines/>
-              <w:widowControl w:val="0"/>
-              <w:numPr>
-                <w:ilvl w:val="0"/>
-                <w:numId w:val="5"/>
-              </w:numPr>
-              <w:spacing w:line="240" w:lineRule="auto"/>
-              <w:jc w:val="center"/>
-              <w:rPr>
-                <w:b/>
-                <w:bCs/>
-                <w:sz w:val="20"/>
-                <w:szCs w:val="20"/>
-              </w:rPr>
-            </w:pPr>
-            <w:r>
-              <w:rPr>
-                <w:b/>
-                <w:bCs/>
-                <w:sz w:val="20"/>
-                <w:szCs w:val="20"/>
-              </w:rPr>
-              <w:t>cctv PEREMPATAN JL DIPONEGORO-LV21</w:t>
-            </w:r>
-          </w:p>
-        </w:tc>
-      </w:tr>
-      <w:tr>
-        <w:trPr>
-          <w:trHeight w:val="3024"/>
-          <w:jc w:val="center"/>
-        </w:trPr>
-        <w:tc>
-          <w:tcPr>
-            <w:tcW w:w="5519" w:type="dxa"/>
-            <w:tcMar>
-              <w:top w:w="100" w:type="dxa"/>
-              <w:left w:w="100" w:type="dxa"/>
-              <w:bottom w:w="100" w:type="dxa"/>
-              <w:right w:w="100" w:type="dxa"/>
-            </w:tcMar>
-            <w:vAlign w:val="center"/>
-          </w:tcPr>
-          <w:p>
-            <w:pPr>
-              <w:keepLines/>
-              <w:widowControl w:val="0"/>
-              <w:spacing w:line="240" w:lineRule="auto"/>
-              <w:jc w:val="center"/>
-              <w:rPr>
-                <w:sz w:val="20"/>
-                <w:szCs w:val="20"/>
-              </w:rPr>
-            </w:pPr>
-            <w:r>
-              <w:rPr>
-                <w:sz w:val="20"/>
-                <w:szCs w:val="20"/>
-              </w:rPr>
-              <w:t>{%img_cctv_</w:t>
-            </w:r>
-            <w:r>
-              <w:rPr>
-                <w:sz w:val="20"/>
-                <w:szCs w:val="20"/>
-              </w:rPr>
-              <w:t>hasanudin_depan_masjid</w:t>
-            </w:r>
-            <w:r>
-              <w:rPr>
-                <w:sz w:val="20"/>
-                <w:szCs w:val="20"/>
-              </w:rPr>
-              <w:t>}</w:t>
-            </w:r>
-          </w:p>
-        </w:tc>
-        <w:tc>
-          <w:tcPr>
-            <w:tcW w:w="5528" w:type="dxa"/>
-            <w:tcMar>
-              <w:top w:w="56" w:type="dxa"/>
-              <w:left w:w="56" w:type="dxa"/>
-              <w:bottom w:w="56" w:type="dxa"/>
-              <w:right w:w="56" w:type="dxa"/>
-            </w:tcMar>
-            <w:vAlign w:val="center"/>
-          </w:tcPr>
-          <w:p>
-            <w:pPr>
-              <w:keepLines/>
-              <w:widowControl w:val="0"/>
-              <w:spacing w:line="240" w:lineRule="auto"/>
-              <w:jc w:val="center"/>
-              <w:rPr>
-                <w:sz w:val="20"/>
-                <w:szCs w:val="20"/>
-              </w:rPr>
-            </w:pPr>
-            <w:r>
-              <w:rPr>
-                <w:sz w:val="20"/>
-                <w:szCs w:val="20"/>
-              </w:rPr>
-              <w:t>{%img_cctv_</w:t>
-            </w:r>
-            <w:r>
-              <w:rPr>
-                <w:sz w:val="20"/>
-                <w:szCs w:val="20"/>
-              </w:rPr>
-              <w:t>kampus_unud_sudirman</w:t>
-            </w:r>
-            <w:r>
-              <w:rPr>
-                <w:sz w:val="20"/>
-                <w:szCs w:val="20"/>
-              </w:rPr>
-              <w:t>}</w:t>
-            </w:r>
-          </w:p>
-        </w:tc>
-      </w:tr>
-      <w:tr>
-        <w:trPr>
-          <w:trHeight w:val="56"/>
-          <w:jc w:val="center"/>
-        </w:trPr>
-        <w:tc>
-          <w:tcPr>
-            <w:tcW w:w="5519" w:type="dxa"/>
-            <w:tcMar>
-              <w:top w:w="100" w:type="dxa"/>
-              <w:left w:w="100" w:type="dxa"/>
-              <w:bottom w:w="100" w:type="dxa"/>
-              <w:right w:w="100" w:type="dxa"/>
-            </w:tcMar>
-            <w:vAlign w:val="center"/>
-          </w:tcPr>
-          <w:p>
-            <w:pPr>
-              <w:keepLines/>
-              <w:widowControl w:val="0"/>
-              <w:spacing w:line="240" w:lineRule="auto"/>
-              <w:jc w:val="center"/>
-              <w:rPr>
-                <w:b/>
-                <w:bCs/>
-                <w:sz w:val="20"/>
-                <w:szCs w:val="20"/>
-              </w:rPr>
-            </w:pPr>
-            <w:r>
-              <w:rPr>
-                <w:b/>
-                <w:bCs/>
-                <w:sz w:val="20"/>
-                <w:szCs w:val="20"/>
-              </w:rPr>
-              <w:t>Mission Critical Network Monitoring (5 Mbps 35 node)</w:t>
-            </w:r>
-          </w:p>
-          <w:p>
-            <w:pPr>
-              <w:pStyle w:val="ListParagraph"/>
-              <w:keepLines/>
-              <w:widowControl w:val="0"/>
-              <w:numPr>
-                <w:ilvl w:val="0"/>
-                <w:numId w:val="5"/>
-              </w:numPr>
-              <w:spacing w:line="240" w:lineRule="auto"/>
-              <w:jc w:val="center"/>
-              <w:rPr>
-                <w:b/>
-                <w:bCs/>
-                <w:sz w:val="20"/>
-                <w:szCs w:val="20"/>
-              </w:rPr>
-            </w:pPr>
-            <w:r>
-              <w:rPr>
-                <w:b/>
-                <w:bCs/>
-                <w:sz w:val="20"/>
-                <w:szCs w:val="20"/>
-              </w:rPr>
-              <w:t>cctv HASANUDIN DEPAN MASJID</w:t>
-            </w:r>
-          </w:p>
-        </w:tc>
-        <w:tc>
-          <w:tcPr>
-            <w:tcW w:w="5528" w:type="dxa"/>
-            <w:tcMar>
-              <w:top w:w="56" w:type="dxa"/>
-              <w:left w:w="56" w:type="dxa"/>
-              <w:bottom w:w="56" w:type="dxa"/>
-              <w:right w:w="56" w:type="dxa"/>
-            </w:tcMar>
-            <w:vAlign w:val="center"/>
-          </w:tcPr>
-          <w:p>
-            <w:pPr>
-              <w:keepLines/>
-              <w:widowControl w:val="0"/>
-              <w:spacing w:line="240" w:lineRule="auto"/>
-              <w:jc w:val="center"/>
-              <w:rPr>
-                <w:b/>
-                <w:bCs/>
-                <w:sz w:val="20"/>
-                <w:szCs w:val="20"/>
-              </w:rPr>
-            </w:pPr>
-            <w:r>
-              <w:rPr>
-                <w:b/>
-                <w:bCs/>
-                <w:sz w:val="20"/>
-                <w:szCs w:val="20"/>
-              </w:rPr>
-              <w:t>Mission Critical Network Monitoring (5 Mbps 35 node)</w:t>
-            </w:r>
-          </w:p>
-          <w:p>
-            <w:pPr>
-              <w:pStyle w:val="ListParagraph"/>
-              <w:keepLines/>
-              <w:widowControl w:val="0"/>
-              <w:numPr>
-                <w:ilvl w:val="0"/>
-                <w:numId w:val="5"/>
-              </w:numPr>
-              <w:spacing w:line="240" w:lineRule="auto"/>
-              <w:jc w:val="center"/>
-              <w:rPr>
-                <w:b/>
-                <w:bCs/>
-                <w:sz w:val="20"/>
-                <w:szCs w:val="20"/>
-              </w:rPr>
-            </w:pPr>
-            <w:r>
-              <w:rPr>
-                <w:b/>
-                <w:bCs/>
-                <w:sz w:val="20"/>
-                <w:szCs w:val="20"/>
-              </w:rPr>
-              <w:t>cctv KAMPUS UNUD SUDIRMAN</w:t>
-            </w:r>
-          </w:p>
-        </w:tc>
-      </w:tr>
-      <w:tr>
-        <w:trPr>
-          <w:trHeight w:val="3024"/>
-          <w:jc w:val="center"/>
-        </w:trPr>
-        <w:tc>
-          <w:tcPr>
-            <w:tcW w:w="5519" w:type="dxa"/>
-            <w:tcMar>
-              <w:top w:w="100" w:type="dxa"/>
-              <w:left w:w="100" w:type="dxa"/>
-              <w:bottom w:w="100" w:type="dxa"/>
-              <w:right w:w="100" w:type="dxa"/>
-            </w:tcMar>
-            <w:vAlign w:val="center"/>
-          </w:tcPr>
-          <w:p>
-            <w:pPr>
-              <w:keepLines/>
-              <w:widowControl w:val="0"/>
-              <w:spacing w:line="240" w:lineRule="auto"/>
-              <w:jc w:val="center"/>
-              <w:rPr>
-                <w:sz w:val="20"/>
-                <w:szCs w:val="20"/>
-              </w:rPr>
-            </w:pPr>
-            <w:r>
-              <w:rPr>
-                <w:sz w:val="20"/>
-                <w:szCs w:val="20"/>
-              </w:rPr>
-              <w:t>{%img_cctv_simpang_gatsu_dalung}</w:t>
-            </w:r>
-          </w:p>
-        </w:tc>
-        <w:tc>
-          <w:tcPr>
-            <w:tcW w:w="5528" w:type="dxa"/>
-            <w:tcMar>
-              <w:top w:w="56" w:type="dxa"/>
-              <w:left w:w="56" w:type="dxa"/>
-              <w:bottom w:w="56" w:type="dxa"/>
-              <w:right w:w="56" w:type="dxa"/>
-            </w:tcMar>
-            <w:vAlign w:val="center"/>
-          </w:tcPr>
-          <w:p>
-            <w:pPr>
-              <w:keepLines/>
-              <w:widowControl w:val="0"/>
-              <w:spacing w:line="240" w:lineRule="auto"/>
-              <w:jc w:val="center"/>
-              <w:rPr>
-                <w:sz w:val="20"/>
-                <w:szCs w:val="20"/>
-              </w:rPr>
-            </w:pPr>
-            <w:r>
-              <w:rPr>
-                <w:sz w:val="20"/>
-                <w:szCs w:val="20"/>
-              </w:rPr>
-              <w:t>{%img_cctv_simpang_kebo_iwa}</w:t>
-            </w:r>
-          </w:p>
-        </w:tc>
-      </w:tr>
-      <w:tr>
-        <w:trPr>
-          <w:trHeight w:val="56"/>
-          <w:jc w:val="center"/>
-        </w:trPr>
-        <w:tc>
-          <w:tcPr>
-            <w:tcW w:w="5519" w:type="dxa"/>
-            <w:tcMar>
-              <w:top w:w="100" w:type="dxa"/>
-              <w:left w:w="100" w:type="dxa"/>
-              <w:bottom w:w="100" w:type="dxa"/>
-              <w:right w:w="100" w:type="dxa"/>
-            </w:tcMar>
-            <w:vAlign w:val="center"/>
-          </w:tcPr>
-          <w:p>
-            <w:pPr>
-              <w:keepLines/>
-              <w:widowControl w:val="0"/>
-              <w:spacing w:line="240" w:lineRule="auto"/>
-              <w:jc w:val="center"/>
-              <w:rPr>
-                <w:b/>
-                <w:bCs/>
-                <w:sz w:val="20"/>
-                <w:szCs w:val="20"/>
-              </w:rPr>
-            </w:pPr>
-            <w:r>
-              <w:rPr>
-                <w:b/>
-                <w:bCs/>
-                <w:sz w:val="20"/>
-                <w:szCs w:val="20"/>
-              </w:rPr>
-              <w:t>Mission Critical Network Monitoring (5 Mbps 35 node)</w:t>
-            </w:r>
-          </w:p>
-          <w:p>
-            <w:pPr>
-              <w:pStyle w:val="ListParagraph"/>
-              <w:keepLines/>
-              <w:widowControl w:val="0"/>
-              <w:numPr>
-                <w:ilvl w:val="0"/>
-                <w:numId w:val="5"/>
-              </w:numPr>
-              <w:spacing w:line="240" w:lineRule="auto"/>
-              <w:jc w:val="center"/>
-              <w:rPr>
-                <w:b/>
-                <w:bCs/>
-                <w:sz w:val="20"/>
-                <w:szCs w:val="20"/>
-              </w:rPr>
-            </w:pPr>
-            <w:r>
-              <w:rPr>
-                <w:b/>
-                <w:bCs/>
-                <w:sz w:val="20"/>
-                <w:szCs w:val="20"/>
-              </w:rPr>
-              <w:t>cctv simpang GATSU DALUNG</w:t>
-            </w:r>
-          </w:p>
-        </w:tc>
-        <w:tc>
-          <w:tcPr>
-            <w:tcW w:w="5528" w:type="dxa"/>
-            <w:tcMar>
-              <w:top w:w="56" w:type="dxa"/>
-              <w:left w:w="56" w:type="dxa"/>
-              <w:bottom w:w="56" w:type="dxa"/>
-              <w:right w:w="56" w:type="dxa"/>
-            </w:tcMar>
-            <w:vAlign w:val="center"/>
-          </w:tcPr>
-          <w:p>
-            <w:pPr>
-              <w:keepLines/>
-              <w:widowControl w:val="0"/>
-              <w:spacing w:line="240" w:lineRule="auto"/>
-              <w:jc w:val="center"/>
-              <w:rPr>
-                <w:b/>
-                <w:bCs/>
-                <w:sz w:val="20"/>
-                <w:szCs w:val="20"/>
-              </w:rPr>
-            </w:pPr>
-            <w:r>
-              <w:rPr>
-                <w:b/>
-                <w:bCs/>
-                <w:sz w:val="20"/>
-                <w:szCs w:val="20"/>
-              </w:rPr>
-              <w:t>Mission Critical Network Monitoring (5 Mbps 35 node)</w:t>
-            </w:r>
-          </w:p>
-          <w:p>
-            <w:pPr>
-              <w:pStyle w:val="ListParagraph"/>
-              <w:keepLines/>
-              <w:widowControl w:val="0"/>
-              <w:numPr>
-                <w:ilvl w:val="0"/>
-                <w:numId w:val="5"/>
-              </w:numPr>
-              <w:spacing w:line="240" w:lineRule="auto"/>
-              <w:jc w:val="center"/>
-              <w:rPr>
-                <w:b/>
-                <w:bCs/>
-                <w:sz w:val="20"/>
-                <w:szCs w:val="20"/>
-              </w:rPr>
-            </w:pPr>
-            <w:r>
-              <w:rPr>
-                <w:b/>
-                <w:bCs/>
-                <w:sz w:val="20"/>
-                <w:szCs w:val="20"/>
-              </w:rPr>
-              <w:t>cctv simpang KEBO IWA</w:t>
-            </w:r>
-          </w:p>
-        </w:tc>
-      </w:tr>
-      <w:tr>
-        <w:trPr>
-          <w:trHeight w:val="3024"/>
-          <w:jc w:val="center"/>
-        </w:trPr>
-        <w:tc>
-          <w:tcPr>
-            <w:tcW w:w="5519" w:type="dxa"/>
-            <w:tcMar>
-              <w:top w:w="100" w:type="dxa"/>
-              <w:left w:w="100" w:type="dxa"/>
-              <w:bottom w:w="100" w:type="dxa"/>
-              <w:right w:w="100" w:type="dxa"/>
-            </w:tcMar>
-            <w:vAlign w:val="center"/>
-          </w:tcPr>
-          <w:p>
-            <w:pPr>
-              <w:keepLines/>
-              <w:widowControl w:val="0"/>
-              <w:spacing w:line="240" w:lineRule="auto"/>
-              <w:jc w:val="center"/>
-              <w:rPr>
-                <w:sz w:val="20"/>
-                <w:szCs w:val="20"/>
-              </w:rPr>
-            </w:pPr>
-            <w:r>
-              <w:rPr>
-                <w:sz w:val="20"/>
-                <w:szCs w:val="20"/>
-              </w:rPr>
-              <w:lastRenderedPageBreak/>
-              <w:t>{%img_cctv_simpang_buluh_indah}</w:t>
-            </w:r>
-          </w:p>
-        </w:tc>
-        <w:tc>
-          <w:tcPr>
-            <w:tcW w:w="5528" w:type="dxa"/>
-            <w:tcMar>
-              <w:top w:w="56" w:type="dxa"/>
-              <w:left w:w="56" w:type="dxa"/>
-              <w:bottom w:w="56" w:type="dxa"/>
-              <w:right w:w="56" w:type="dxa"/>
-            </w:tcMar>
-            <w:vAlign w:val="center"/>
-          </w:tcPr>
-          <w:p>
-            <w:pPr>
-              <w:keepLines/>
-              <w:widowControl w:val="0"/>
-              <w:spacing w:line="240" w:lineRule="auto"/>
-              <w:jc w:val="center"/>
-              <w:rPr>
-                <w:sz w:val="20"/>
-                <w:szCs w:val="20"/>
-              </w:rPr>
-            </w:pPr>
-            <w:r>
-              <w:rPr>
-                <w:sz w:val="20"/>
-                <w:szCs w:val="20"/>
-              </w:rPr>
-              <w:t>{%img_cctv_simpang_cokro_ubung}</w:t>
-            </w:r>
-          </w:p>
-        </w:tc>
-      </w:tr>
-      <w:tr>
-        <w:trPr>
-          <w:trHeight w:val="56"/>
-          <w:jc w:val="center"/>
-        </w:trPr>
-        <w:tc>
-          <w:tcPr>
-            <w:tcW w:w="5519" w:type="dxa"/>
-            <w:tcMar>
-              <w:top w:w="100" w:type="dxa"/>
-              <w:left w:w="100" w:type="dxa"/>
-              <w:bottom w:w="100" w:type="dxa"/>
-              <w:right w:w="100" w:type="dxa"/>
-            </w:tcMar>
-            <w:vAlign w:val="center"/>
-          </w:tcPr>
-          <w:p>
-            <w:pPr>
-              <w:keepLines/>
-              <w:widowControl w:val="0"/>
-              <w:spacing w:line="240" w:lineRule="auto"/>
-              <w:jc w:val="center"/>
-              <w:rPr>
-                <w:b/>
-                <w:bCs/>
-                <w:sz w:val="20"/>
-                <w:szCs w:val="20"/>
-              </w:rPr>
-            </w:pPr>
-            <w:r>
-              <w:rPr>
-                <w:b/>
-                <w:bCs/>
-                <w:sz w:val="20"/>
-                <w:szCs w:val="20"/>
-              </w:rPr>
-              <w:t>Mission Critical Network Monitoring (5 Mbps 35 node)</w:t>
-            </w:r>
-          </w:p>
-          <w:p>
-            <w:pPr>
-              <w:pStyle w:val="ListParagraph"/>
-              <w:keepLines/>
-              <w:widowControl w:val="0"/>
-              <w:numPr>
-                <w:ilvl w:val="0"/>
-                <w:numId w:val="5"/>
-              </w:numPr>
-              <w:spacing w:line="240" w:lineRule="auto"/>
-              <w:jc w:val="center"/>
-              <w:rPr>
-                <w:b/>
-                <w:bCs/>
-                <w:sz w:val="20"/>
-                <w:szCs w:val="20"/>
-              </w:rPr>
-            </w:pPr>
-            <w:r>
-              <w:rPr>
-                <w:noProof/>
-              </w:rPr>
-              <w:drawing>
-                <wp:anchor distT="0" distB="0" distL="114300" distR="114300" simplePos="0" relativeHeight="251666432" behindDoc="0" locked="0" layoutInCell="1" allowOverlap="1" wp14:anchorId="2EEF5FB6" wp14:editId="593436AC">
-                  <wp:simplePos x="0" y="0"/>
-                  <wp:positionH relativeFrom="column">
-                    <wp:posOffset>4354</wp:posOffset>
-                  </wp:positionH>
-                  <wp:positionV relativeFrom="paragraph">
-                    <wp:posOffset>91259</wp:posOffset>
-                  </wp:positionV>
-                  <wp:extent cx="6879590" cy="3218815"/>
-                  <wp:effectExtent l="0" t="0" r="0" b="635"/>
-                  <wp:wrapNone/>
-                  <wp:docPr id="790195986" name="Picture 1"/>
-                  <wp:cNvGraphicFramePr>
-                    <a:graphicFrameLocks xmlns:a="http://schemas.openxmlformats.org/drawingml/2006/main" noChangeAspect="1"/>
-                  </wp:cNvGraphicFramePr>
-                  <a:graphic xmlns:a="http://schemas.openxmlformats.org/drawingml/2006/main">
-                    <a:graphicData uri="http://schemas.openxmlformats.org/drawingml/2006/picture">
-                      <pic:pic xmlns:pic="http://schemas.openxmlformats.org/drawingml/2006/picture">
-                        <pic:nvPicPr>
-                          <pic:cNvPr id="153770951" name="Picture 153770951"/>
-                          <pic:cNvPicPr/>
-                        </pic:nvPicPr>
-                        <pic:blipFill>
-                          <a:blip r:embed="rId7">
-                            <a:alphaModFix amt="20000"/>
-                            <a:extLst>
-                              <a:ext uri="{28A0092B-C50C-407E-A947-70E740481C1C}">
-                                <a14:useLocalDpi xmlns:a14="http://schemas.microsoft.com/office/drawing/2010/main" val="0"/>
-                              </a:ext>
-                            </a:extLst>
-                          </a:blip>
-                          <a:stretch>
-                            <a:fillRect/>
-                          </a:stretch>
-                        </pic:blipFill>
-                        <pic:spPr>
-                          <a:xfrm>
-                            <a:off x="0" y="0"/>
-                            <a:ext cx="6879590" cy="3218815"/>
-                          </a:xfrm>
-                          <a:prstGeom prst="rect">
-                            <a:avLst/>
-                          </a:prstGeom>
-                        </pic:spPr>
-                      </pic:pic>
-                    </a:graphicData>
-                  </a:graphic>
-                  <wp14:sizeRelH relativeFrom="margin">
-                    <wp14:pctWidth>0</wp14:pctWidth>
-                  </wp14:sizeRelH>
-                  <wp14:sizeRelV relativeFrom="margin">
-                    <wp14:pctHeight>0</wp14:pctHeight>
-                  </wp14:sizeRelV>
-                </wp:anchor>
-              </w:drawing>
-            </w:r>
-            <w:r>
-              <w:rPr>
-                <w:b/>
-                <w:bCs/>
-                <w:sz w:val="20"/>
-                <w:szCs w:val="20"/>
-              </w:rPr>
-              <w:t>cctv simpang BULUH INDAH</w:t>
-            </w:r>
-          </w:p>
-        </w:tc>
-        <w:tc>
-          <w:tcPr>
-            <w:tcW w:w="5528" w:type="dxa"/>
-            <w:tcMar>
-              <w:top w:w="56" w:type="dxa"/>
-              <w:left w:w="56" w:type="dxa"/>
-              <w:bottom w:w="56" w:type="dxa"/>
-              <w:right w:w="56" w:type="dxa"/>
-            </w:tcMar>
-            <w:vAlign w:val="center"/>
-          </w:tcPr>
-          <w:p>
-            <w:pPr>
-              <w:keepLines/>
-              <w:widowControl w:val="0"/>
-              <w:spacing w:line="240" w:lineRule="auto"/>
-              <w:jc w:val="center"/>
-              <w:rPr>
-                <w:b/>
-                <w:bCs/>
-                <w:sz w:val="20"/>
-                <w:szCs w:val="20"/>
-              </w:rPr>
-            </w:pPr>
-            <w:r>
-              <w:rPr>
-                <w:b/>
-                <w:bCs/>
-                <w:sz w:val="20"/>
-                <w:szCs w:val="20"/>
-              </w:rPr>
-              <w:t>Mission Critical Network Monitoring (5 Mbps 35 node)</w:t>
-            </w:r>
-          </w:p>
-          <w:p>
-            <w:pPr>
-              <w:pStyle w:val="ListParagraph"/>
-              <w:keepLines/>
-              <w:widowControl w:val="0"/>
-              <w:numPr>
-                <w:ilvl w:val="0"/>
-                <w:numId w:val="5"/>
-              </w:numPr>
-              <w:spacing w:line="240" w:lineRule="auto"/>
-              <w:jc w:val="center"/>
-              <w:rPr>
-                <w:b/>
-                <w:bCs/>
-                <w:sz w:val="20"/>
-                <w:szCs w:val="20"/>
-              </w:rPr>
-            </w:pPr>
-            <w:r>
-              <w:rPr>
-                <w:b/>
-                <w:bCs/>
-                <w:sz w:val="20"/>
-                <w:szCs w:val="20"/>
-              </w:rPr>
-              <w:t>cctv simpang COKRO UBUNG</w:t>
-            </w:r>
-          </w:p>
-        </w:tc>
-      </w:tr>
-      <w:tr>
-        <w:trPr>
-          <w:trHeight w:val="3024"/>
-          <w:jc w:val="center"/>
-        </w:trPr>
-        <w:tc>
-          <w:tcPr>
-            <w:tcW w:w="5519" w:type="dxa"/>
-            <w:tcMar>
-              <w:top w:w="100" w:type="dxa"/>
-              <w:left w:w="100" w:type="dxa"/>
-              <w:bottom w:w="100" w:type="dxa"/>
-              <w:right w:w="100" w:type="dxa"/>
-            </w:tcMar>
-            <w:vAlign w:val="center"/>
-          </w:tcPr>
-          <w:p>
-            <w:pPr>
-              <w:keepLines/>
-              <w:widowControl w:val="0"/>
-              <w:spacing w:line="240" w:lineRule="auto"/>
-              <w:jc w:val="center"/>
-              <w:rPr>
-                <w:sz w:val="20"/>
-                <w:szCs w:val="20"/>
-              </w:rPr>
-            </w:pPr>
-            <w:r>
-              <w:rPr>
-                <w:sz w:val="20"/>
-                <w:szCs w:val="20"/>
-              </w:rPr>
-              <w:t>{%img_cctv_simpang_a_yani}</w:t>
-            </w:r>
-          </w:p>
-        </w:tc>
-        <w:tc>
-          <w:tcPr>
-            <w:tcW w:w="5528" w:type="dxa"/>
-            <w:tcMar>
-              <w:top w:w="56" w:type="dxa"/>
-              <w:left w:w="56" w:type="dxa"/>
-              <w:bottom w:w="56" w:type="dxa"/>
-              <w:right w:w="56" w:type="dxa"/>
-            </w:tcMar>
-            <w:vAlign w:val="center"/>
-          </w:tcPr>
-          <w:p>
-            <w:pPr>
-              <w:keepLines/>
-              <w:widowControl w:val="0"/>
-              <w:spacing w:line="240" w:lineRule="auto"/>
-              <w:jc w:val="center"/>
-              <w:rPr>
-                <w:sz w:val="20"/>
-                <w:szCs w:val="20"/>
-              </w:rPr>
-            </w:pPr>
-            <w:r>
-              <w:rPr>
-                <w:sz w:val="20"/>
-                <w:szCs w:val="20"/>
-              </w:rPr>
-              <w:t>{%img_cctv_simpang_nangka}</w:t>
-            </w:r>
-          </w:p>
-        </w:tc>
-      </w:tr>
-      <w:tr>
-        <w:trPr>
-          <w:trHeight w:val="56"/>
-          <w:jc w:val="center"/>
-        </w:trPr>
-        <w:tc>
-          <w:tcPr>
-            <w:tcW w:w="5519" w:type="dxa"/>
-            <w:tcMar>
-              <w:top w:w="100" w:type="dxa"/>
-              <w:left w:w="100" w:type="dxa"/>
-              <w:bottom w:w="100" w:type="dxa"/>
-              <w:right w:w="100" w:type="dxa"/>
-            </w:tcMar>
-            <w:vAlign w:val="center"/>
-          </w:tcPr>
-          <w:p>
-            <w:pPr>
-              <w:keepLines/>
-              <w:widowControl w:val="0"/>
-              <w:spacing w:line="240" w:lineRule="auto"/>
-              <w:jc w:val="center"/>
-              <w:rPr>
-                <w:b/>
-                <w:bCs/>
-                <w:sz w:val="20"/>
-                <w:szCs w:val="20"/>
-              </w:rPr>
-            </w:pPr>
-            <w:r>
-              <w:rPr>
-                <w:b/>
-                <w:bCs/>
-                <w:sz w:val="20"/>
-                <w:szCs w:val="20"/>
-              </w:rPr>
-              <w:t>Mission Critical Network Monitoring (5 Mbps 35 node)</w:t>
-            </w:r>
-          </w:p>
-          <w:p>
-            <w:pPr>
-              <w:pStyle w:val="ListParagraph"/>
-              <w:keepLines/>
-              <w:widowControl w:val="0"/>
-              <w:numPr>
-                <w:ilvl w:val="0"/>
-                <w:numId w:val="5"/>
-              </w:numPr>
-              <w:spacing w:line="240" w:lineRule="auto"/>
-              <w:jc w:val="center"/>
-              <w:rPr>
-                <w:b/>
-                <w:bCs/>
-                <w:sz w:val="20"/>
-                <w:szCs w:val="20"/>
-              </w:rPr>
-            </w:pPr>
-            <w:r>
-              <w:rPr>
-                <w:b/>
-                <w:bCs/>
-                <w:sz w:val="20"/>
-                <w:szCs w:val="20"/>
-              </w:rPr>
-              <w:t>cctv simpang A YANI</w:t>
-            </w:r>
-          </w:p>
-        </w:tc>
-        <w:tc>
-          <w:tcPr>
-            <w:tcW w:w="5528" w:type="dxa"/>
-            <w:tcMar>
-              <w:top w:w="56" w:type="dxa"/>
-              <w:left w:w="56" w:type="dxa"/>
-              <w:bottom w:w="56" w:type="dxa"/>
-              <w:right w:w="56" w:type="dxa"/>
-            </w:tcMar>
-            <w:vAlign w:val="center"/>
-          </w:tcPr>
-          <w:p>
-            <w:pPr>
-              <w:keepLines/>
-              <w:widowControl w:val="0"/>
-              <w:spacing w:line="240" w:lineRule="auto"/>
-              <w:jc w:val="center"/>
-              <w:rPr>
-                <w:b/>
-                <w:bCs/>
-                <w:sz w:val="20"/>
-                <w:szCs w:val="20"/>
-              </w:rPr>
-            </w:pPr>
-            <w:r>
-              <w:rPr>
-                <w:b/>
-                <w:bCs/>
-                <w:sz w:val="20"/>
-                <w:szCs w:val="20"/>
-              </w:rPr>
-              <w:t>Mission Critical Network Monitoring (5 Mbps 35 node)</w:t>
-            </w:r>
-          </w:p>
-          <w:p>
-            <w:pPr>
-              <w:pStyle w:val="ListParagraph"/>
-              <w:keepLines/>
-              <w:widowControl w:val="0"/>
-              <w:numPr>
-                <w:ilvl w:val="0"/>
-                <w:numId w:val="5"/>
-              </w:numPr>
-              <w:spacing w:line="240" w:lineRule="auto"/>
-              <w:jc w:val="center"/>
-              <w:rPr>
-                <w:b/>
-                <w:bCs/>
-                <w:sz w:val="20"/>
-                <w:szCs w:val="20"/>
-              </w:rPr>
-            </w:pPr>
-            <w:r>
-              <w:rPr>
-                <w:b/>
-                <w:bCs/>
-                <w:sz w:val="20"/>
-                <w:szCs w:val="20"/>
-              </w:rPr>
-              <w:t>cctv simpang NANGKA</w:t>
-            </w:r>
-          </w:p>
-        </w:tc>
-      </w:tr>
-      <w:tr>
-        <w:trPr>
-          <w:trHeight w:val="3024"/>
-          <w:jc w:val="center"/>
-        </w:trPr>
-        <w:tc>
-          <w:tcPr>
-            <w:tcW w:w="5519" w:type="dxa"/>
-            <w:tcMar>
-              <w:top w:w="100" w:type="dxa"/>
-              <w:left w:w="100" w:type="dxa"/>
-              <w:bottom w:w="100" w:type="dxa"/>
-              <w:right w:w="100" w:type="dxa"/>
-            </w:tcMar>
-            <w:vAlign w:val="center"/>
-          </w:tcPr>
-          <w:p>
-            <w:pPr>
-              <w:keepLines/>
-              <w:widowControl w:val="0"/>
-              <w:spacing w:line="240" w:lineRule="auto"/>
-              <w:jc w:val="center"/>
-              <w:rPr>
-                <w:sz w:val="20"/>
-                <w:szCs w:val="20"/>
-              </w:rPr>
-            </w:pPr>
-            <w:r>
-              <w:rPr>
-                <w:sz w:val="20"/>
-                <w:szCs w:val="20"/>
-              </w:rPr>
-              <w:t>{%img_cctv_simpang_titi_banda}</w:t>
-            </w:r>
-          </w:p>
-        </w:tc>
-        <w:tc>
-          <w:tcPr>
-            <w:tcW w:w="5528" w:type="dxa"/>
-            <w:tcMar>
-              <w:top w:w="56" w:type="dxa"/>
-              <w:left w:w="56" w:type="dxa"/>
-              <w:bottom w:w="56" w:type="dxa"/>
-              <w:right w:w="56" w:type="dxa"/>
-            </w:tcMar>
-            <w:vAlign w:val="center"/>
-          </w:tcPr>
-          <w:p>
-            <w:pPr>
-              <w:keepLines/>
-              <w:widowControl w:val="0"/>
-              <w:spacing w:line="240" w:lineRule="auto"/>
-              <w:jc w:val="center"/>
-              <w:rPr>
-                <w:sz w:val="20"/>
-                <w:szCs w:val="20"/>
-              </w:rPr>
-            </w:pPr>
-            <w:r>
-              <w:rPr>
-                <w:sz w:val="20"/>
-                <w:szCs w:val="20"/>
-              </w:rPr>
-              <w:t>{%img_cctv_simpang_6_teuku_umar}</w:t>
-            </w:r>
-          </w:p>
-        </w:tc>
-      </w:tr>
-      <w:tr>
-        <w:trPr>
-          <w:trHeight w:val="56"/>
-          <w:jc w:val="center"/>
-        </w:trPr>
-        <w:tc>
-          <w:tcPr>
-            <w:tcW w:w="5519" w:type="dxa"/>
-            <w:tcMar>
-              <w:top w:w="100" w:type="dxa"/>
-              <w:left w:w="100" w:type="dxa"/>
-              <w:bottom w:w="100" w:type="dxa"/>
-              <w:right w:w="100" w:type="dxa"/>
-            </w:tcMar>
-            <w:vAlign w:val="center"/>
-          </w:tcPr>
-          <w:p>
-            <w:pPr>
-              <w:keepLines/>
-              <w:widowControl w:val="0"/>
-              <w:spacing w:line="240" w:lineRule="auto"/>
-              <w:jc w:val="center"/>
-              <w:rPr>
-                <w:b/>
-                <w:bCs/>
-                <w:sz w:val="20"/>
-                <w:szCs w:val="20"/>
-              </w:rPr>
-            </w:pPr>
-            <w:r>
-              <w:rPr>
-                <w:b/>
-                <w:bCs/>
-                <w:sz w:val="20"/>
-                <w:szCs w:val="20"/>
-              </w:rPr>
-              <w:t>Mission Critical Network Monitoring (5 Mbps 35 node)</w:t>
-            </w:r>
-          </w:p>
-          <w:p>
-            <w:pPr>
-              <w:pStyle w:val="ListParagraph"/>
-              <w:keepLines/>
-              <w:widowControl w:val="0"/>
-              <w:numPr>
-                <w:ilvl w:val="0"/>
-                <w:numId w:val="5"/>
-              </w:numPr>
-              <w:spacing w:line="240" w:lineRule="auto"/>
-              <w:jc w:val="center"/>
-              <w:rPr>
-                <w:b/>
-                <w:bCs/>
-                <w:sz w:val="20"/>
-                <w:szCs w:val="20"/>
-              </w:rPr>
-            </w:pPr>
-            <w:r>
-              <w:rPr>
-                <w:b/>
-                <w:bCs/>
-                <w:sz w:val="20"/>
-                <w:szCs w:val="20"/>
-              </w:rPr>
-              <w:t>cctv simpang TITI BANDA</w:t>
-            </w:r>
-          </w:p>
-        </w:tc>
-        <w:tc>
-          <w:tcPr>
-            <w:tcW w:w="5528" w:type="dxa"/>
-            <w:tcMar>
-              <w:top w:w="56" w:type="dxa"/>
-              <w:left w:w="56" w:type="dxa"/>
-              <w:bottom w:w="56" w:type="dxa"/>
-              <w:right w:w="56" w:type="dxa"/>
-            </w:tcMar>
-            <w:vAlign w:val="center"/>
-          </w:tcPr>
-          <w:p>
-            <w:pPr>
-              <w:keepLines/>
-              <w:widowControl w:val="0"/>
-              <w:spacing w:line="240" w:lineRule="auto"/>
-              <w:jc w:val="center"/>
-              <w:rPr>
-                <w:b/>
-                <w:bCs/>
-                <w:sz w:val="20"/>
-                <w:szCs w:val="20"/>
-              </w:rPr>
-            </w:pPr>
-            <w:r>
-              <w:rPr>
-                <w:b/>
-                <w:bCs/>
-                <w:sz w:val="20"/>
-                <w:szCs w:val="20"/>
-              </w:rPr>
-              <w:t>Mission Critical Network Monitoring (5 Mbps 35 node)</w:t>
-            </w:r>
-          </w:p>
-          <w:p>
-            <w:pPr>
-              <w:pStyle w:val="ListParagraph"/>
-              <w:keepLines/>
-              <w:widowControl w:val="0"/>
-              <w:numPr>
-                <w:ilvl w:val="0"/>
-                <w:numId w:val="5"/>
-              </w:numPr>
-              <w:spacing w:line="240" w:lineRule="auto"/>
-              <w:jc w:val="center"/>
-              <w:rPr>
-                <w:b/>
-                <w:bCs/>
-                <w:sz w:val="20"/>
-                <w:szCs w:val="20"/>
-              </w:rPr>
-            </w:pPr>
-            <w:r>
-              <w:rPr>
-                <w:b/>
-                <w:bCs/>
-                <w:sz w:val="20"/>
-                <w:szCs w:val="20"/>
-              </w:rPr>
-              <w:t>cctv simpang 6 TEUKU UMAR</w:t>
-            </w:r>
-          </w:p>
-        </w:tc>
-      </w:tr>
-      <w:tr>
-        <w:trPr>
-          <w:trHeight w:val="3024"/>
-          <w:jc w:val="center"/>
-        </w:trPr>
-        <w:tc>
-          <w:tcPr>
-            <w:tcW w:w="5519" w:type="dxa"/>
-            <w:tcMar>
-              <w:top w:w="100" w:type="dxa"/>
-              <w:left w:w="100" w:type="dxa"/>
-              <w:bottom w:w="100" w:type="dxa"/>
-              <w:right w:w="100" w:type="dxa"/>
-            </w:tcMar>
-            <w:vAlign w:val="center"/>
-          </w:tcPr>
-          <w:p>
-            <w:pPr>
-              <w:keepLines/>
-              <w:widowControl w:val="0"/>
-              <w:spacing w:line="240" w:lineRule="auto"/>
-              <w:jc w:val="center"/>
-              <w:rPr>
-                <w:sz w:val="20"/>
-                <w:szCs w:val="20"/>
-              </w:rPr>
-            </w:pPr>
-            <w:r>
-              <w:rPr>
-                <w:sz w:val="20"/>
-                <w:szCs w:val="20"/>
-              </w:rPr>
-              <w:lastRenderedPageBreak/>
-              <w:t>{%img_cctv_simpang_simpang_buagan}</w:t>
-            </w:r>
-          </w:p>
-        </w:tc>
-        <w:tc>
-          <w:tcPr>
-            <w:tcW w:w="5528" w:type="dxa"/>
-            <w:tcMar>
-              <w:top w:w="56" w:type="dxa"/>
-              <w:left w:w="56" w:type="dxa"/>
-              <w:bottom w:w="56" w:type="dxa"/>
-              <w:right w:w="56" w:type="dxa"/>
-            </w:tcMar>
-            <w:vAlign w:val="center"/>
-          </w:tcPr>
-          <w:p>
-            <w:pPr>
-              <w:keepLines/>
-              <w:widowControl w:val="0"/>
-              <w:spacing w:line="240" w:lineRule="auto"/>
-              <w:jc w:val="center"/>
-              <w:rPr>
-                <w:sz w:val="20"/>
-                <w:szCs w:val="20"/>
-              </w:rPr>
-            </w:pPr>
-            <w:r>
-              <w:rPr>
-                <w:sz w:val="20"/>
-                <w:szCs w:val="20"/>
-              </w:rPr>
-              <w:t>{%img_cctv_kantor_kpu_provinsi_bali}</w:t>
-            </w:r>
-          </w:p>
-        </w:tc>
-      </w:tr>
-      <w:tr>
-        <w:trPr>
-          <w:trHeight w:val="56"/>
-          <w:jc w:val="center"/>
-        </w:trPr>
-        <w:tc>
-          <w:tcPr>
-            <w:tcW w:w="5519" w:type="dxa"/>
-            <w:tcMar>
-              <w:top w:w="100" w:type="dxa"/>
-              <w:left w:w="100" w:type="dxa"/>
-              <w:bottom w:w="100" w:type="dxa"/>
-              <w:right w:w="100" w:type="dxa"/>
-            </w:tcMar>
-            <w:vAlign w:val="center"/>
-          </w:tcPr>
-          <w:p>
-            <w:pPr>
-              <w:keepLines/>
-              <w:widowControl w:val="0"/>
-              <w:spacing w:line="240" w:lineRule="auto"/>
-              <w:jc w:val="center"/>
-              <w:rPr>
-                <w:b/>
-                <w:bCs/>
-                <w:sz w:val="20"/>
-                <w:szCs w:val="20"/>
-              </w:rPr>
-            </w:pPr>
-            <w:r>
-              <w:rPr>
-                <w:noProof/>
-              </w:rPr>
-              <w:drawing>
-                <wp:anchor distT="0" distB="0" distL="114300" distR="114300" simplePos="0" relativeHeight="251668480" behindDoc="0" locked="0" layoutInCell="1" allowOverlap="1" wp14:anchorId="481E4A77" wp14:editId="71133E5C">
-                  <wp:simplePos x="0" y="0"/>
-                  <wp:positionH relativeFrom="column">
-                    <wp:posOffset>-6531</wp:posOffset>
-                  </wp:positionH>
-                  <wp:positionV relativeFrom="paragraph">
-                    <wp:posOffset>139337</wp:posOffset>
-                  </wp:positionV>
-                  <wp:extent cx="6879590" cy="3218815"/>
-                  <wp:effectExtent l="0" t="0" r="0" b="635"/>
-                  <wp:wrapNone/>
-                  <wp:docPr id="1699636548" name="Picture 1"/>
-                  <wp:cNvGraphicFramePr>
-                    <a:graphicFrameLocks xmlns:a="http://schemas.openxmlformats.org/drawingml/2006/main" noChangeAspect="1"/>
-                  </wp:cNvGraphicFramePr>
-                  <a:graphic xmlns:a="http://schemas.openxmlformats.org/drawingml/2006/main">
-                    <a:graphicData uri="http://schemas.openxmlformats.org/drawingml/2006/picture">
-                      <pic:pic xmlns:pic="http://schemas.openxmlformats.org/drawingml/2006/picture">
-                        <pic:nvPicPr>
-                          <pic:cNvPr id="153770951" name="Picture 153770951"/>
-                          <pic:cNvPicPr/>
-                        </pic:nvPicPr>
-                        <pic:blipFill>
-                          <a:blip r:embed="rId7">
-                            <a:alphaModFix amt="20000"/>
-                            <a:extLst>
-                              <a:ext uri="{28A0092B-C50C-407E-A947-70E740481C1C}">
-                                <a14:useLocalDpi xmlns:a14="http://schemas.microsoft.com/office/drawing/2010/main" val="0"/>
-                              </a:ext>
-                            </a:extLst>
-                          </a:blip>
-                          <a:stretch>
-                            <a:fillRect/>
-                          </a:stretch>
-                        </pic:blipFill>
-                        <pic:spPr>
-                          <a:xfrm>
-                            <a:off x="0" y="0"/>
-                            <a:ext cx="6879590" cy="3218815"/>
-                          </a:xfrm>
-                          <a:prstGeom prst="rect">
-                            <a:avLst/>
-                          </a:prstGeom>
-                        </pic:spPr>
-                      </pic:pic>
-                    </a:graphicData>
-                  </a:graphic>
-                  <wp14:sizeRelH relativeFrom="margin">
-                    <wp14:pctWidth>0</wp14:pctWidth>
-                  </wp14:sizeRelH>
-                  <wp14:sizeRelV relativeFrom="margin">
-                    <wp14:pctHeight>0</wp14:pctHeight>
-                  </wp14:sizeRelV>
-                </wp:anchor>
-              </w:drawing>
-            </w:r>
-            <w:r>
-              <w:rPr>
-                <w:b/>
-                <w:bCs/>
-                <w:sz w:val="20"/>
-                <w:szCs w:val="20"/>
-              </w:rPr>
-              <w:t>Mission Critical Network Monitoring (5 Mbps 35 node)</w:t>
-            </w:r>
-          </w:p>
-          <w:p>
-            <w:pPr>
-              <w:pStyle w:val="ListParagraph"/>
-              <w:keepLines/>
-              <w:widowControl w:val="0"/>
-              <w:numPr>
-                <w:ilvl w:val="0"/>
-                <w:numId w:val="5"/>
-              </w:numPr>
-              <w:spacing w:line="240" w:lineRule="auto"/>
-              <w:jc w:val="center"/>
-              <w:rPr>
-                <w:b/>
-                <w:bCs/>
-                <w:sz w:val="20"/>
-                <w:szCs w:val="20"/>
-              </w:rPr>
-            </w:pPr>
-            <w:r>
-              <w:rPr>
-                <w:b/>
-                <w:bCs/>
-                <w:sz w:val="20"/>
-                <w:szCs w:val="20"/>
-              </w:rPr>
-              <w:t>cctv simpang SIMPANG BUAGAN</w:t>
-            </w:r>
-          </w:p>
-        </w:tc>
-        <w:tc>
-          <w:tcPr>
-            <w:tcW w:w="5528" w:type="dxa"/>
-            <w:tcMar>
-              <w:top w:w="56" w:type="dxa"/>
-              <w:left w:w="56" w:type="dxa"/>
-              <w:bottom w:w="56" w:type="dxa"/>
-              <w:right w:w="56" w:type="dxa"/>
-            </w:tcMar>
-            <w:vAlign w:val="center"/>
-          </w:tcPr>
-          <w:p>
-            <w:pPr>
-              <w:keepLines/>
-              <w:widowControl w:val="0"/>
-              <w:spacing w:line="240" w:lineRule="auto"/>
-              <w:jc w:val="center"/>
-              <w:rPr>
-                <w:b/>
-                <w:bCs/>
-                <w:sz w:val="20"/>
-                <w:szCs w:val="20"/>
-              </w:rPr>
-            </w:pPr>
-            <w:r>
-              <w:rPr>
-                <w:b/>
-                <w:bCs/>
-                <w:sz w:val="20"/>
-                <w:szCs w:val="20"/>
-              </w:rPr>
-              <w:t>Mission Critical Network Monitoring (5 Mbps 35 node)</w:t>
-            </w:r>
-          </w:p>
-          <w:p>
-            <w:pPr>
-              <w:pStyle w:val="ListParagraph"/>
-              <w:keepLines/>
-              <w:widowControl w:val="0"/>
-              <w:numPr>
-                <w:ilvl w:val="0"/>
-                <w:numId w:val="5"/>
-              </w:numPr>
-              <w:spacing w:line="240" w:lineRule="auto"/>
-              <w:jc w:val="center"/>
-              <w:rPr>
-                <w:b/>
-                <w:bCs/>
-                <w:sz w:val="20"/>
-                <w:szCs w:val="20"/>
-              </w:rPr>
-            </w:pPr>
-            <w:r>
-              <w:rPr>
-                <w:b/>
-                <w:bCs/>
-                <w:sz w:val="20"/>
-                <w:szCs w:val="20"/>
-              </w:rPr>
-              <w:t>cctv kantor KPU PROVINSI BALI</w:t>
-            </w:r>
-          </w:p>
-        </w:tc>
-      </w:tr>
-      <w:tr>
-        <w:trPr>
-          <w:trHeight w:val="3024"/>
-          <w:jc w:val="center"/>
-        </w:trPr>
-        <w:tc>
-          <w:tcPr>
-            <w:tcW w:w="5519" w:type="dxa"/>
-            <w:tcMar>
-              <w:top w:w="100" w:type="dxa"/>
-              <w:left w:w="100" w:type="dxa"/>
-              <w:bottom w:w="100" w:type="dxa"/>
-              <w:right w:w="100" w:type="dxa"/>
-            </w:tcMar>
-            <w:vAlign w:val="center"/>
-          </w:tcPr>
-          <w:p>
-            <w:pPr>
-              <w:keepLines/>
-              <w:widowControl w:val="0"/>
-              <w:spacing w:line="240" w:lineRule="auto"/>
-              <w:jc w:val="center"/>
-              <w:rPr>
-                <w:sz w:val="20"/>
-                <w:szCs w:val="20"/>
-              </w:rPr>
-            </w:pPr>
-            <w:r>
-              <w:rPr>
-                <w:sz w:val="20"/>
-                <w:szCs w:val="20"/>
-              </w:rPr>
-              <w:t>{%img_cctv_puja_mandala}</w:t>
-            </w:r>
-          </w:p>
-        </w:tc>
-        <w:tc>
-          <w:tcPr>
-            <w:tcW w:w="5528" w:type="dxa"/>
-            <w:tcMar>
-              <w:top w:w="56" w:type="dxa"/>
-              <w:left w:w="56" w:type="dxa"/>
-              <w:bottom w:w="56" w:type="dxa"/>
-              <w:right w:w="56" w:type="dxa"/>
-            </w:tcMar>
-            <w:vAlign w:val="center"/>
-          </w:tcPr>
-          <w:p>
-            <w:pPr>
-              <w:keepLines/>
-              <w:widowControl w:val="0"/>
-              <w:spacing w:line="240" w:lineRule="auto"/>
-              <w:jc w:val="center"/>
-              <w:rPr>
-                <w:sz w:val="20"/>
-                <w:szCs w:val="20"/>
-              </w:rPr>
-            </w:pPr>
-            <w:r>
-              <w:rPr>
-                <w:sz w:val="20"/>
-                <w:szCs w:val="20"/>
-              </w:rPr>
-              <w:t>{%img_cctv_simpang_glael}</w:t>
-            </w:r>
-          </w:p>
-        </w:tc>
-      </w:tr>
-      <w:tr>
-        <w:trPr>
-          <w:trHeight w:val="56"/>
-          <w:jc w:val="center"/>
-        </w:trPr>
-        <w:tc>
-          <w:tcPr>
-            <w:tcW w:w="5519" w:type="dxa"/>
-            <w:tcMar>
-              <w:top w:w="100" w:type="dxa"/>
-              <w:left w:w="100" w:type="dxa"/>
-              <w:bottom w:w="100" w:type="dxa"/>
-              <w:right w:w="100" w:type="dxa"/>
-            </w:tcMar>
-            <w:vAlign w:val="center"/>
-          </w:tcPr>
-          <w:p>
-            <w:pPr>
-              <w:keepLines/>
-              <w:widowControl w:val="0"/>
-              <w:spacing w:line="240" w:lineRule="auto"/>
-              <w:jc w:val="center"/>
-              <w:rPr>
-                <w:b/>
-                <w:bCs/>
-                <w:sz w:val="20"/>
-                <w:szCs w:val="20"/>
-              </w:rPr>
-            </w:pPr>
-            <w:r>
-              <w:rPr>
-                <w:b/>
-                <w:bCs/>
-                <w:sz w:val="20"/>
-                <w:szCs w:val="20"/>
-              </w:rPr>
-              <w:t>Mission Critical Network Monitoring (5 Mbps 35 node)</w:t>
-            </w:r>
-          </w:p>
-          <w:p>
-            <w:pPr>
-              <w:pStyle w:val="ListParagraph"/>
-              <w:keepLines/>
-              <w:widowControl w:val="0"/>
-              <w:numPr>
-                <w:ilvl w:val="0"/>
-                <w:numId w:val="5"/>
-              </w:numPr>
-              <w:spacing w:line="240" w:lineRule="auto"/>
-              <w:jc w:val="center"/>
-              <w:rPr>
-                <w:b/>
-                <w:bCs/>
-                <w:sz w:val="20"/>
-                <w:szCs w:val="20"/>
-              </w:rPr>
-            </w:pPr>
-            <w:r>
-              <w:rPr>
-                <w:b/>
-                <w:bCs/>
-                <w:sz w:val="20"/>
-                <w:szCs w:val="20"/>
-              </w:rPr>
-              <w:t>cctv PUJA MANDALA</w:t>
-            </w:r>
-          </w:p>
-        </w:tc>
-        <w:tc>
-          <w:tcPr>
-            <w:tcW w:w="5528" w:type="dxa"/>
-            <w:tcMar>
-              <w:top w:w="56" w:type="dxa"/>
-              <w:left w:w="56" w:type="dxa"/>
-              <w:bottom w:w="56" w:type="dxa"/>
-              <w:right w:w="56" w:type="dxa"/>
-            </w:tcMar>
-            <w:vAlign w:val="center"/>
-          </w:tcPr>
-          <w:p>
-            <w:pPr>
-              <w:keepLines/>
-              <w:widowControl w:val="0"/>
-              <w:spacing w:line="240" w:lineRule="auto"/>
-              <w:jc w:val="center"/>
-              <w:rPr>
-                <w:b/>
-                <w:bCs/>
-                <w:sz w:val="20"/>
-                <w:szCs w:val="20"/>
-              </w:rPr>
-            </w:pPr>
-            <w:r>
-              <w:rPr>
-                <w:b/>
-                <w:bCs/>
-                <w:sz w:val="20"/>
-                <w:szCs w:val="20"/>
-              </w:rPr>
-              <w:t>Mission Critical Network Monitoring (5 Mbps 35 node)</w:t>
-            </w:r>
-          </w:p>
-          <w:p>
-            <w:pPr>
-              <w:pStyle w:val="ListParagraph"/>
-              <w:keepLines/>
-              <w:widowControl w:val="0"/>
-              <w:numPr>
-                <w:ilvl w:val="0"/>
-                <w:numId w:val="5"/>
-              </w:numPr>
-              <w:spacing w:line="240" w:lineRule="auto"/>
-              <w:jc w:val="center"/>
-              <w:rPr>
-                <w:b/>
-                <w:bCs/>
-                <w:sz w:val="20"/>
-                <w:szCs w:val="20"/>
-              </w:rPr>
-            </w:pPr>
-            <w:r>
-              <w:rPr>
-                <w:b/>
-                <w:bCs/>
-                <w:sz w:val="20"/>
-                <w:szCs w:val="20"/>
-              </w:rPr>
-              <w:t>cctv simpang GLAEL</w:t>
-            </w:r>
-          </w:p>
-        </w:tc>
-      </w:tr>
-      <w:tr>
-        <w:trPr>
-          <w:trHeight w:val="3024"/>
-          <w:jc w:val="center"/>
-        </w:trPr>
-        <w:tc>
-          <w:tcPr>
-            <w:tcW w:w="5519" w:type="dxa"/>
-            <w:tcMar>
-              <w:top w:w="100" w:type="dxa"/>
-              <w:left w:w="100" w:type="dxa"/>
-              <w:bottom w:w="100" w:type="dxa"/>
-              <w:right w:w="100" w:type="dxa"/>
-            </w:tcMar>
-            <w:vAlign w:val="center"/>
-          </w:tcPr>
-          <w:p>
-            <w:pPr>
-              <w:keepLines/>
-              <w:widowControl w:val="0"/>
-              <w:spacing w:line="240" w:lineRule="auto"/>
-              <w:jc w:val="center"/>
-              <w:rPr>
-                <w:sz w:val="20"/>
-                <w:szCs w:val="20"/>
-              </w:rPr>
-            </w:pPr>
-            <w:r>
-              <w:rPr>
-                <w:sz w:val="20"/>
-                <w:szCs w:val="20"/>
-              </w:rPr>
-              <w:t>{%img_cctv_simpang_sunset_road_imam_bonjol}</w:t>
-            </w:r>
-          </w:p>
-        </w:tc>
-        <w:tc>
-          <w:tcPr>
-            <w:tcW w:w="5528" w:type="dxa"/>
-            <w:tcMar>
-              <w:top w:w="56" w:type="dxa"/>
-              <w:left w:w="56" w:type="dxa"/>
-              <w:bottom w:w="56" w:type="dxa"/>
-              <w:right w:w="56" w:type="dxa"/>
-            </w:tcMar>
-            <w:vAlign w:val="center"/>
-          </w:tcPr>
-          <w:p>
-            <w:pPr>
-              <w:keepLines/>
-              <w:widowControl w:val="0"/>
-              <w:spacing w:line="240" w:lineRule="auto"/>
-              <w:jc w:val="center"/>
-              <w:rPr>
-                <w:sz w:val="20"/>
-                <w:szCs w:val="20"/>
-              </w:rPr>
-            </w:pPr>
-            <w:r>
-              <w:rPr>
-                <w:sz w:val="20"/>
-                <w:szCs w:val="20"/>
-              </w:rPr>
-              <w:t>{%img_cctv_simpang_nakula}</w:t>
-            </w:r>
-          </w:p>
-        </w:tc>
-      </w:tr>
-      <w:tr>
-        <w:trPr>
-          <w:trHeight w:val="56"/>
-          <w:jc w:val="center"/>
-        </w:trPr>
-        <w:tc>
-          <w:tcPr>
-            <w:tcW w:w="5519" w:type="dxa"/>
-            <w:tcMar>
-              <w:top w:w="100" w:type="dxa"/>
-              <w:left w:w="100" w:type="dxa"/>
-              <w:bottom w:w="100" w:type="dxa"/>
-              <w:right w:w="100" w:type="dxa"/>
-            </w:tcMar>
-            <w:vAlign w:val="center"/>
-          </w:tcPr>
-          <w:p>
-            <w:pPr>
-              <w:keepLines/>
-              <w:widowControl w:val="0"/>
-              <w:spacing w:line="240" w:lineRule="auto"/>
-              <w:jc w:val="center"/>
-              <w:rPr>
-                <w:b/>
-                <w:bCs/>
-                <w:sz w:val="20"/>
-                <w:szCs w:val="20"/>
-              </w:rPr>
-            </w:pPr>
-            <w:r>
-              <w:rPr>
-                <w:b/>
-                <w:bCs/>
-                <w:sz w:val="20"/>
-                <w:szCs w:val="20"/>
-              </w:rPr>
-              <w:t>Mission Critical Network Monitoring (5 Mbps 35 node)</w:t>
-            </w:r>
-          </w:p>
-          <w:p>
-            <w:pPr>
-              <w:pStyle w:val="ListParagraph"/>
-              <w:keepLines/>
-              <w:widowControl w:val="0"/>
-              <w:numPr>
-                <w:ilvl w:val="0"/>
-                <w:numId w:val="5"/>
-              </w:numPr>
-              <w:spacing w:line="240" w:lineRule="auto"/>
-              <w:jc w:val="center"/>
-              <w:rPr>
-                <w:b/>
-                <w:bCs/>
-                <w:sz w:val="20"/>
-                <w:szCs w:val="20"/>
-              </w:rPr>
-            </w:pPr>
-            <w:r>
-              <w:rPr>
-                <w:b/>
-                <w:bCs/>
-                <w:sz w:val="20"/>
-                <w:szCs w:val="20"/>
-              </w:rPr>
-              <w:t>cctv simpang SUNSET ROAD IMAM BONJOL</w:t>
-            </w:r>
-          </w:p>
-        </w:tc>
-        <w:tc>
-          <w:tcPr>
-            <w:tcW w:w="5528" w:type="dxa"/>
-            <w:tcMar>
-              <w:top w:w="56" w:type="dxa"/>
-              <w:left w:w="56" w:type="dxa"/>
-              <w:bottom w:w="56" w:type="dxa"/>
-              <w:right w:w="56" w:type="dxa"/>
-            </w:tcMar>
-            <w:vAlign w:val="center"/>
-          </w:tcPr>
-          <w:p>
-            <w:pPr>
-              <w:keepLines/>
-              <w:widowControl w:val="0"/>
-              <w:spacing w:line="240" w:lineRule="auto"/>
-              <w:jc w:val="center"/>
-              <w:rPr>
-                <w:b/>
-                <w:bCs/>
-                <w:sz w:val="20"/>
-                <w:szCs w:val="20"/>
-              </w:rPr>
-            </w:pPr>
-            <w:r>
-              <w:rPr>
-                <w:b/>
-                <w:bCs/>
-                <w:sz w:val="20"/>
-                <w:szCs w:val="20"/>
-              </w:rPr>
-              <w:t>Mission Critical Network Monitoring (5 Mbps 35 node)</w:t>
-            </w:r>
-          </w:p>
-          <w:p>
-            <w:pPr>
-              <w:pStyle w:val="ListParagraph"/>
-              <w:keepLines/>
-              <w:widowControl w:val="0"/>
-              <w:numPr>
-                <w:ilvl w:val="0"/>
-                <w:numId w:val="5"/>
-              </w:numPr>
-              <w:spacing w:line="240" w:lineRule="auto"/>
-              <w:jc w:val="center"/>
-              <w:rPr>
-                <w:b/>
-                <w:bCs/>
-                <w:sz w:val="20"/>
-                <w:szCs w:val="20"/>
-              </w:rPr>
-            </w:pPr>
-            <w:r>
-              <w:rPr>
-                <w:b/>
-                <w:bCs/>
-                <w:sz w:val="20"/>
-                <w:szCs w:val="20"/>
-              </w:rPr>
-              <w:t>cctv simpang NAKULA</w:t>
-            </w:r>
-          </w:p>
-        </w:tc>
-      </w:tr>
-      <w:tr>
-        <w:trPr>
-          <w:trHeight w:val="3024"/>
-          <w:jc w:val="center"/>
-        </w:trPr>
-        <w:tc>
-          <w:tcPr>
             <w:tcW w:w="11047" w:type="dxa"/>
-            <w:gridSpan w:val="2"/>
             <w:tcBorders>
               <w:bottom w:val="single" w:sz="8" w:space="0" w:color="000000"/>
             </w:tcBorders>
@@ -4644,7 +1972,7 @@
                 <w:szCs w:val="20"/>
               </w:rPr>
               <w:lastRenderedPageBreak/>
-              <w:t>{%img_cctv_simpang_spkunti}</w:t>
+              <w:t>{%img_cp_karangasem_subagan}</w:t>
             </w:r>
           </w:p>
         </w:tc>
@@ -4657,7 +1985,6 @@
         <w:tc>
           <w:tcPr>
             <w:tcW w:w="11047" w:type="dxa"/>
-            <w:gridSpan w:val="2"/>
             <w:tcBorders>
               <w:bottom w:val="single" w:sz="4" w:space="0" w:color="auto"/>
             </w:tcBorders>
@@ -4689,50 +2016,8 @@
                 <w:sz w:val="20"/>
                 <w:szCs w:val="20"/>
               </w:rPr>
-              <w:t>Mission Critical Network Monitoring (5 Mbps 35 node)</w:t>
-            </w:r>
-          </w:p>
-          <w:p>
-            <w:pPr>
-              <w:pStyle w:val="ListParagraph"/>
-              <w:keepLines/>
-              <w:widowControl w:val="0"/>
-              <w:numPr>
-                <w:ilvl w:val="0"/>
-                <w:numId w:val="5"/>
-              </w:numPr>
-              <w:spacing w:line="240" w:lineRule="auto"/>
-              <w:jc w:val="center"/>
-              <w:rPr>
-                <w:b/>
-                <w:bCs/>
-                <w:sz w:val="20"/>
-                <w:szCs w:val="20"/>
-              </w:rPr>
-            </w:pPr>
-            <w:r>
-              <w:rPr>
-                <w:b/>
-                <w:bCs/>
-                <w:sz w:val="20"/>
-                <w:szCs w:val="20"/>
-              </w:rPr>
-              <w:t>cctv simpang SPKUNTI</w:t>
-            </w:r>
-          </w:p>
-          <w:p>
-            <w:pPr>
-              <w:keepLines/>
-              <w:widowControl w:val="0"/>
-              <w:spacing w:line="240" w:lineRule="auto"/>
-              <w:jc w:val="center"/>
-              <w:rPr>
-                <w:b/>
-                <w:bCs/>
-                <w:sz w:val="20"/>
-                <w:szCs w:val="20"/>
-              </w:rPr>
-            </w:pPr>
+              <w:t>23 CP-KARANGASEM SUBAGAN</w:t>
+            </w:r>
           </w:p>
         </w:tc>
       </w:tr>
@@ -4744,7 +2029,6 @@
         <w:tc>
           <w:tcPr>
             <w:tcW w:w="11047" w:type="dxa"/>
-            <w:gridSpan w:val="2"/>
             <w:tcBorders>
               <w:top w:val="single" w:sz="4" w:space="0" w:color="auto"/>
               <w:left w:val="nil"/>
@@ -4789,67 +2073,6 @@
         <w:keepLines/>
         <w:spacing w:line="48" w:lineRule="auto"/>
       </w:pPr>
-      <w:r>
-        <w:rPr>
-          <w:noProof/>
-        </w:rPr>
-        <w:drawing>
-          <wp:anchor distT="0" distB="0" distL="114300" distR="114300" simplePos="0" relativeHeight="251670528" behindDoc="0" locked="0" layoutInCell="1" allowOverlap="1" wp14:anchorId="0D6D8F3E" wp14:editId="743724B6">
-            <wp:simplePos x="0" y="0"/>
-            <wp:positionH relativeFrom="margin">
-              <wp:align>right</wp:align>
-            </wp:positionH>
-            <wp:positionV relativeFrom="margin">
-              <wp:posOffset>2394948</wp:posOffset>
-            </wp:positionV>
-            <wp:extent cx="6879590" cy="3218815"/>
-            <wp:effectExtent l="0" t="0" r="0" b="635"/>
-            <wp:wrapNone/>
-            <wp:docPr id="702192015" name="Picture 1"/>
-            <wp:cNvGraphicFramePr>
-              <a:graphicFrameLocks xmlns:a="http://schemas.openxmlformats.org/drawingml/2006/main" noChangeAspect="1"/>
-            </wp:cNvGraphicFramePr>
-            <a:graphic xmlns:a="http://schemas.openxmlformats.org/drawingml/2006/main">
-              <a:graphicData uri="http://schemas.openxmlformats.org/drawingml/2006/picture">
-                <pic:pic xmlns:pic="http://schemas.openxmlformats.org/drawingml/2006/picture">
-                  <pic:nvPicPr>
-                    <pic:cNvPr id="153770951" name="Picture 153770951"/>
-                    <pic:cNvPicPr/>
-                  </pic:nvPicPr>
-                  <pic:blipFill>
-                    <a:blip r:embed="rId7">
-                      <a:alphaModFix amt="20000"/>
-                      <a:extLst>
-                        <a:ext uri="{28A0092B-C50C-407E-A947-70E740481C1C}">
-                          <a14:useLocalDpi xmlns:a14="http://schemas.microsoft.com/office/drawing/2010/main" val="0"/>
-                        </a:ext>
-                      </a:extLst>
-                    </a:blip>
-                    <a:stretch>
-                      <a:fillRect/>
-                    </a:stretch>
-                  </pic:blipFill>
-                  <pic:spPr>
-                    <a:xfrm>
-                      <a:off x="0" y="0"/>
-                      <a:ext cx="6879590" cy="3218815"/>
-                    </a:xfrm>
-                    <a:prstGeom prst="rect">
-                      <a:avLst/>
-                    </a:prstGeom>
-                  </pic:spPr>
-                </pic:pic>
-              </a:graphicData>
-            </a:graphic>
-            <wp14:sizeRelH relativeFrom="margin">
-              <wp14:pctWidth>0</wp14:pctWidth>
-            </wp14:sizeRelH>
-            <wp14:sizeRelV relativeFrom="margin">
-              <wp14:pctHeight>0</wp14:pctHeight>
-            </wp14:sizeRelV>
-          </wp:anchor>
-        </w:drawing>
-      </w:r>
       <w:r>
         <w:t xml:space="preserve"> </w:t>
       </w:r>
@@ -5227,14 +2450,16 @@
               <w:rPr>
                 <w:sz w:val="20"/>
                 <w:szCs w:val="20"/>
-              </w:rPr>
-            </w:pPr>
-            <w:r>
-              <w:rPr>
-                <w:sz w:val="20"/>
-                <w:szCs w:val="20"/>
-              </w:rPr>
-              <w:t>WAYAN SUDARMA</w:t>
+                <w:u w:val="single"/>
+              </w:rPr>
+            </w:pPr>
+            <w:r>
+              <w:rPr>
+                <w:sz w:val="20"/>
+                <w:szCs w:val="20"/>
+                <w:u w:val="single"/>
+              </w:rPr>
+              <w:t>Rifki Rahdiansyah</w:t>
             </w:r>
           </w:p>
         </w:tc>
@@ -5253,14 +2478,16 @@
               <w:rPr>
                 <w:sz w:val="20"/>
                 <w:szCs w:val="20"/>
-              </w:rPr>
-            </w:pPr>
-            <w:r>
-              <w:rPr>
-                <w:sz w:val="20"/>
-                <w:szCs w:val="20"/>
-              </w:rPr>
-              <w:t>SUTRIAJI CAHYONO S., S.H.</w:t>
+                <w:u w:val="single"/>
+              </w:rPr>
+            </w:pPr>
+            <w:r>
+              <w:rPr>
+                <w:sz w:val="20"/>
+                <w:szCs w:val="20"/>
+                <w:u w:val="single"/>
+              </w:rPr>
+              <w:t>I GEDE MADE ARIF ARIMBAWA</w:t>
             </w:r>
           </w:p>
         </w:tc>
@@ -5318,7 +2545,7 @@
                 <w:sz w:val="20"/>
                 <w:szCs w:val="20"/>
               </w:rPr>
-              <w:t>AKP NRP 80070260</w:t>
+              <w:t>BRIPDA 02020866</w:t>
             </w:r>
           </w:p>
         </w:tc>
@@ -5611,7 +2838,7 @@
         <w:sz w:val="24"/>
         <w:szCs w:val="24"/>
       </w:rPr>
-      <w:t>LAPORAN MONITORING LAYANAN JARINGAN DATA CENTER</w:t>
+      <w:t xml:space="preserve">LAPORAN MONITORING LAYANAN JARINGAN </w:t>
     </w:r>
     <w:r>
       <w:rPr>
@@ -5620,7 +2847,16 @@
         <w:sz w:val="24"/>
         <w:szCs w:val="24"/>
       </w:rPr>
-      <w:t xml:space="preserve"> BULAN {BULAN}</w:t>
+      <w:t xml:space="preserve">ETLE </w:t>
+    </w:r>
+    <w:r>
+      <w:rPr>
+        <w:b/>
+        <w:bCs/>
+        <w:sz w:val="24"/>
+        <w:szCs w:val="24"/>
+      </w:rPr>
+      <w:t>BULAN {BULAN}</w:t>
     </w:r>
   </w:p>
   <w:p>
@@ -7580,7 +4816,6 @@
   <w:style w:type="character" w:default="1" w:styleId="DefaultParagraphFont">
     <w:name w:val="Default Paragraph Font"/>
     <w:uiPriority w:val="1"/>
-    <w:semiHidden/>
     <w:unhideWhenUsed/>
   </w:style>
   <w:style w:type="table" w:default="1" w:styleId="TableNormal">
@@ -7769,6 +5004,42 @@
         <w:insideV w:val="single" w:sz="4" w:space="0" w:color="auto"/>
       </w:tblBorders>
     </w:tblPr>
+  </w:style>
+  <w:style w:type="character" w:styleId="Hyperlink">
+    <w:name w:val="Hyperlink"/>
+    <w:basedOn w:val="DefaultParagraphFont"/>
+    <w:uiPriority w:val="99"/>
+    <w:unhideWhenUsed/>
+    <w:rsid w:val="0049594E"/>
+    <w:rPr>
+      <w:color w:val="0000FF" w:themeColor="hyperlink"/>
+      <w:u w:val="single"/>
+    </w:rPr>
+  </w:style>
+  <w:style w:type="character" w:styleId="UnresolvedMention">
+    <w:name w:val="Unresolved Mention"/>
+    <w:basedOn w:val="DefaultParagraphFont"/>
+    <w:uiPriority w:val="99"/>
+    <w:semiHidden/>
+    <w:unhideWhenUsed/>
+    <w:rsid w:val="0049594E"/>
+    <w:rPr>
+      <w:color w:val="605E5C"/>
+      <w:shd w:val="clear" w:color="auto" w:fill="E1DFDD"/>
+    </w:rPr>
+  </w:style>
+  <w:style w:type="character" w:styleId="HTMLCode">
+    <w:name w:val="HTML Code"/>
+    <w:basedOn w:val="DefaultParagraphFont"/>
+    <w:uiPriority w:val="99"/>
+    <w:semiHidden/>
+    <w:unhideWhenUsed/>
+    <w:rsid w:val="00C74EF6"/>
+    <w:rPr>
+      <w:rFonts w:ascii="Courier New" w:eastAsia="Times New Roman" w:hAnsi="Courier New" w:cs="Courier New"/>
+      <w:sz w:val="20"/>
+      <w:szCs w:val="20"/>
+    </w:rPr>
   </w:style>
 </w:styles>
 </file>
